--- a/worksheets/W6_PlanB三組材料_學生版.docx
+++ b/worksheets/W6_PlanB三組材料_學生版.docx
@@ -11,7 +11,7 @@
       </w:pPr>
       <w:r>
         <w:rPr>
-          <w:rFonts w:ascii="JetBrains Mono" w:hAnsi="JetBrains Mono" w:eastAsia="Heiti TC"/>
+          <w:rFonts w:ascii="JetBrains Mono" w:hAnsi="JetBrains Mono" w:eastAsia="Arial Unicode MS"/>
           <w:b/>
           <w:i w:val="0"/>
           <w:color w:val="1D4ED8"/>
@@ -28,7 +28,7 @@
       </w:pPr>
       <w:r>
         <w:rPr>
-          <w:rFonts w:ascii="Heiti TC" w:hAnsi="Heiti TC" w:eastAsia="Heiti TC"/>
+          <w:rFonts w:ascii="Arial Unicode MS" w:hAnsi="Arial Unicode MS" w:eastAsia="Arial Unicode MS"/>
           <w:b/>
           <w:i w:val="0"/>
           <w:color w:val="1A2340"/>
@@ -45,13 +45,13 @@
       </w:pPr>
       <w:r>
         <w:rPr>
-          <w:rFonts w:ascii="Heiti TC" w:hAnsi="Heiti TC" w:eastAsia="Heiti TC"/>
+          <w:rFonts w:ascii="Arial Unicode MS" w:hAnsi="Arial Unicode MS" w:eastAsia="Arial Unicode MS"/>
           <w:b w:val="0"/>
           <w:i w:val="0"/>
           <w:color w:val="5B6573"/>
           <w:sz w:val="22"/>
         </w:rPr>
-        <w:t>0 分練習；先讀原文並寫預測，再看固定回應。保留原作到 Gate 2。</w:t>
+        <w:t>0 分練習；先讀原文並寫預測，再看固定回應。保留原作到學習關卡 2。</w:t>
       </w:r>
     </w:p>
     <w:p>
@@ -62,7 +62,7 @@
       </w:pPr>
       <w:r>
         <w:rPr>
-          <w:rFonts w:ascii="Heiti TC" w:hAnsi="Heiti TC" w:eastAsia="Heiti TC"/>
+          <w:rFonts w:ascii="Arial Unicode MS" w:hAnsi="Arial Unicode MS" w:eastAsia="Arial Unicode MS"/>
           <w:b w:val="0"/>
           <w:i w:val="0"/>
           <w:color w:val="5B6573"/>
@@ -72,7 +72,7 @@
       </w:r>
       <w:r>
         <w:rPr>
-          <w:rFonts w:ascii="JetBrains Mono" w:hAnsi="JetBrains Mono" w:eastAsia="Heiti TC"/>
+          <w:rFonts w:ascii="JetBrains Mono" w:hAnsi="JetBrains Mono" w:eastAsia="Arial Unicode MS"/>
           <w:b w:val="0"/>
           <w:i w:val="0"/>
           <w:color w:val="1A2340"/>
@@ -82,7 +82,7 @@
       </w:r>
       <w:r>
         <w:rPr>
-          <w:rFonts w:ascii="Heiti TC" w:hAnsi="Heiti TC" w:eastAsia="Heiti TC"/>
+          <w:rFonts w:ascii="Arial Unicode MS" w:hAnsi="Arial Unicode MS" w:eastAsia="Arial Unicode MS"/>
           <w:b w:val="0"/>
           <w:i w:val="0"/>
           <w:color w:val="5B6573"/>
@@ -92,7 +92,7 @@
       </w:r>
       <w:r>
         <w:rPr>
-          <w:rFonts w:ascii="JetBrains Mono" w:hAnsi="JetBrains Mono" w:eastAsia="Heiti TC"/>
+          <w:rFonts w:ascii="JetBrains Mono" w:hAnsi="JetBrains Mono" w:eastAsia="Arial Unicode MS"/>
           <w:b w:val="0"/>
           <w:i w:val="0"/>
           <w:color w:val="1A2340"/>
@@ -102,7 +102,7 @@
       </w:r>
       <w:r>
         <w:rPr>
-          <w:rFonts w:ascii="Heiti TC" w:hAnsi="Heiti TC" w:eastAsia="Heiti TC"/>
+          <w:rFonts w:ascii="Arial Unicode MS" w:hAnsi="Arial Unicode MS" w:eastAsia="Arial Unicode MS"/>
           <w:b w:val="0"/>
           <w:i w:val="0"/>
           <w:color w:val="5B6573"/>
@@ -112,7 +112,7 @@
       </w:r>
       <w:r>
         <w:rPr>
-          <w:rFonts w:ascii="JetBrains Mono" w:hAnsi="JetBrains Mono" w:eastAsia="Heiti TC"/>
+          <w:rFonts w:ascii="JetBrains Mono" w:hAnsi="JetBrains Mono" w:eastAsia="Arial Unicode MS"/>
           <w:b w:val="0"/>
           <w:i w:val="0"/>
           <w:color w:val="1A2340"/>
@@ -122,7 +122,7 @@
       </w:r>
       <w:r>
         <w:rPr>
-          <w:rFonts w:ascii="Heiti TC" w:hAnsi="Heiti TC" w:eastAsia="Heiti TC"/>
+          <w:rFonts w:ascii="Arial Unicode MS" w:hAnsi="Arial Unicode MS" w:eastAsia="Arial Unicode MS"/>
           <w:b w:val="0"/>
           <w:i w:val="0"/>
           <w:color w:val="5B6573"/>
@@ -132,7 +132,7 @@
       </w:r>
       <w:r>
         <w:rPr>
-          <w:rFonts w:ascii="JetBrains Mono" w:hAnsi="JetBrains Mono" w:eastAsia="Heiti TC"/>
+          <w:rFonts w:ascii="JetBrains Mono" w:hAnsi="JetBrains Mono" w:eastAsia="Arial Unicode MS"/>
           <w:b w:val="0"/>
           <w:i w:val="0"/>
           <w:color w:val="1A2340"/>
@@ -149,7 +149,7 @@
       </w:pPr>
       <w:r>
         <w:rPr>
-          <w:rFonts w:ascii="JetBrains Mono" w:hAnsi="JetBrains Mono" w:eastAsia="Heiti TC"/>
+          <w:rFonts w:ascii="JetBrains Mono" w:hAnsi="JetBrains Mono" w:eastAsia="Arial Unicode MS"/>
           <w:b/>
           <w:i w:val="0"/>
           <w:color w:val="1D4ED8"/>
@@ -159,7 +159,7 @@
       </w:r>
       <w:r>
         <w:rPr>
-          <w:rFonts w:ascii="Heiti TC" w:hAnsi="Heiti TC" w:eastAsia="Heiti TC"/>
+          <w:rFonts w:ascii="Arial Unicode MS" w:hAnsi="Arial Unicode MS" w:eastAsia="Arial Unicode MS"/>
           <w:b w:val="0"/>
           <w:i w:val="0"/>
           <w:color w:val="1D4ED8"/>
@@ -169,7 +169,7 @@
       </w:r>
       <w:r>
         <w:rPr>
-          <w:rFonts w:ascii="Heiti TC" w:hAnsi="Heiti TC" w:eastAsia="Heiti TC"/>
+          <w:rFonts w:ascii="Arial Unicode MS" w:hAnsi="Arial Unicode MS" w:eastAsia="Arial Unicode MS"/>
           <w:b/>
           <w:i w:val="0"/>
           <w:color w:val="1A2340"/>
@@ -216,7 +216,7 @@
             </w:pPr>
             <w:r>
               <w:rPr>
-                <w:rFonts w:ascii="Heiti TC" w:hAnsi="Heiti TC" w:eastAsia="Heiti TC"/>
+                <w:rFonts w:ascii="Arial Unicode MS" w:hAnsi="Arial Unicode MS" w:eastAsia="Arial Unicode MS"/>
                 <w:b w:val="0"/>
                 <w:i w:val="0"/>
                 <w:color w:val="1A2340"/>
@@ -236,7 +236,7 @@
       </w:pPr>
       <w:r>
         <w:rPr>
-          <w:rFonts w:ascii="JetBrains Mono" w:hAnsi="JetBrains Mono" w:eastAsia="Heiti TC"/>
+          <w:rFonts w:ascii="JetBrains Mono" w:hAnsi="JetBrains Mono" w:eastAsia="Arial Unicode MS"/>
           <w:b/>
           <w:i w:val="0"/>
           <w:color w:val="1D4ED8"/>
@@ -246,7 +246,7 @@
       </w:r>
       <w:r>
         <w:rPr>
-          <w:rFonts w:ascii="Heiti TC" w:hAnsi="Heiti TC" w:eastAsia="Heiti TC"/>
+          <w:rFonts w:ascii="Arial Unicode MS" w:hAnsi="Arial Unicode MS" w:eastAsia="Arial Unicode MS"/>
           <w:b w:val="0"/>
           <w:i w:val="0"/>
           <w:color w:val="1D4ED8"/>
@@ -256,7 +256,7 @@
       </w:r>
       <w:r>
         <w:rPr>
-          <w:rFonts w:ascii="Heiti TC" w:hAnsi="Heiti TC" w:eastAsia="Heiti TC"/>
+          <w:rFonts w:ascii="Arial Unicode MS" w:hAnsi="Arial Unicode MS" w:eastAsia="Arial Unicode MS"/>
           <w:b/>
           <w:i w:val="0"/>
           <w:color w:val="1A2340"/>
@@ -273,7 +273,7 @@
       </w:pPr>
       <w:r>
         <w:rPr>
-          <w:rFonts w:ascii="Heiti TC" w:hAnsi="Heiti TC" w:eastAsia="Heiti TC"/>
+          <w:rFonts w:ascii="Arial Unicode MS" w:hAnsi="Arial Unicode MS" w:eastAsia="Arial Unicode MS"/>
           <w:b/>
           <w:i w:val="0"/>
           <w:color w:val="1A2340"/>
@@ -290,7 +290,7 @@
       </w:pPr>
       <w:r>
         <w:rPr>
-          <w:rFonts w:ascii="Heiti TC" w:hAnsi="Heiti TC" w:eastAsia="Heiti TC"/>
+          <w:rFonts w:ascii="Arial Unicode MS" w:hAnsi="Arial Unicode MS" w:eastAsia="Arial Unicode MS"/>
           <w:b/>
           <w:i w:val="0"/>
           <w:color w:val="5B6573"/>
@@ -300,7 +300,7 @@
       </w:r>
       <w:r>
         <w:rPr>
-          <w:rFonts w:ascii="Heiti TC" w:hAnsi="Heiti TC" w:eastAsia="Heiti TC"/>
+          <w:rFonts w:ascii="Arial Unicode MS" w:hAnsi="Arial Unicode MS" w:eastAsia="Arial Unicode MS"/>
           <w:b w:val="0"/>
           <w:i w:val="0"/>
           <w:color w:val="7B8491"/>
@@ -310,7 +310,7 @@
       </w:r>
       <w:r>
         <w:rPr>
-          <w:rFonts w:ascii="Heiti TC" w:hAnsi="Heiti TC" w:eastAsia="Heiti TC"/>
+          <w:rFonts w:ascii="Arial Unicode MS" w:hAnsi="Arial Unicode MS" w:eastAsia="Arial Unicode MS"/>
           <w:b w:val="0"/>
           <w:i w:val="0"/>
           <w:color w:val="1A2340"/>
@@ -429,7 +429,7 @@
       </w:pPr>
       <w:r>
         <w:rPr>
-          <w:rFonts w:ascii="JetBrains Mono" w:hAnsi="JetBrains Mono" w:eastAsia="Heiti TC"/>
+          <w:rFonts w:ascii="JetBrains Mono" w:hAnsi="JetBrains Mono" w:eastAsia="Arial Unicode MS"/>
           <w:b/>
           <w:i w:val="0"/>
           <w:color w:val="1D4ED8"/>
@@ -439,7 +439,7 @@
       </w:r>
       <w:r>
         <w:rPr>
-          <w:rFonts w:ascii="Heiti TC" w:hAnsi="Heiti TC" w:eastAsia="Heiti TC"/>
+          <w:rFonts w:ascii="Arial Unicode MS" w:hAnsi="Arial Unicode MS" w:eastAsia="Arial Unicode MS"/>
           <w:b w:val="0"/>
           <w:i w:val="0"/>
           <w:color w:val="1D4ED8"/>
@@ -449,7 +449,7 @@
       </w:r>
       <w:r>
         <w:rPr>
-          <w:rFonts w:ascii="Heiti TC" w:hAnsi="Heiti TC" w:eastAsia="Heiti TC"/>
+          <w:rFonts w:ascii="Arial Unicode MS" w:hAnsi="Arial Unicode MS" w:eastAsia="Arial Unicode MS"/>
           <w:b/>
           <w:i w:val="0"/>
           <w:color w:val="1A2340"/>
@@ -496,7 +496,7 @@
             </w:pPr>
             <w:r>
               <w:rPr>
-                <w:rFonts w:ascii="Heiti TC" w:hAnsi="Heiti TC" w:eastAsia="Heiti TC"/>
+                <w:rFonts w:ascii="Arial Unicode MS" w:hAnsi="Arial Unicode MS" w:eastAsia="Arial Unicode MS"/>
                 <w:b w:val="0"/>
                 <w:i w:val="0"/>
                 <w:color w:val="1A2340"/>
@@ -516,7 +516,7 @@
       </w:pPr>
       <w:r>
         <w:rPr>
-          <w:rFonts w:ascii="JetBrains Mono" w:hAnsi="JetBrains Mono" w:eastAsia="Heiti TC"/>
+          <w:rFonts w:ascii="JetBrains Mono" w:hAnsi="JetBrains Mono" w:eastAsia="Arial Unicode MS"/>
           <w:b/>
           <w:i w:val="0"/>
           <w:color w:val="1D4ED8"/>
@@ -526,7 +526,7 @@
       </w:r>
       <w:r>
         <w:rPr>
-          <w:rFonts w:ascii="Heiti TC" w:hAnsi="Heiti TC" w:eastAsia="Heiti TC"/>
+          <w:rFonts w:ascii="Arial Unicode MS" w:hAnsi="Arial Unicode MS" w:eastAsia="Arial Unicode MS"/>
           <w:b w:val="0"/>
           <w:i w:val="0"/>
           <w:color w:val="1D4ED8"/>
@@ -536,7 +536,7 @@
       </w:r>
       <w:r>
         <w:rPr>
-          <w:rFonts w:ascii="Heiti TC" w:hAnsi="Heiti TC" w:eastAsia="Heiti TC"/>
+          <w:rFonts w:ascii="Arial Unicode MS" w:hAnsi="Arial Unicode MS" w:eastAsia="Arial Unicode MS"/>
           <w:b/>
           <w:i w:val="0"/>
           <w:color w:val="1A2340"/>
@@ -553,7 +553,7 @@
       </w:pPr>
       <w:r>
         <w:rPr>
-          <w:rFonts w:ascii="Heiti TC" w:hAnsi="Heiti TC" w:eastAsia="Heiti TC"/>
+          <w:rFonts w:ascii="Arial Unicode MS" w:hAnsi="Arial Unicode MS" w:eastAsia="Arial Unicode MS"/>
           <w:b/>
           <w:i w:val="0"/>
           <w:color w:val="1D4ED8"/>
@@ -570,7 +570,7 @@
       </w:pPr>
       <w:r>
         <w:rPr>
-          <w:rFonts w:ascii="Heiti TC" w:hAnsi="Heiti TC" w:eastAsia="Heiti TC"/>
+          <w:rFonts w:ascii="Arial Unicode MS" w:hAnsi="Arial Unicode MS" w:eastAsia="Arial Unicode MS"/>
           <w:b/>
           <w:i w:val="0"/>
           <w:color w:val="5B6573"/>
@@ -580,7 +580,7 @@
       </w:r>
       <w:r>
         <w:rPr>
-          <w:rFonts w:ascii="Heiti TC" w:hAnsi="Heiti TC" w:eastAsia="Heiti TC"/>
+          <w:rFonts w:ascii="Arial Unicode MS" w:hAnsi="Arial Unicode MS" w:eastAsia="Arial Unicode MS"/>
           <w:b w:val="0"/>
           <w:i w:val="0"/>
           <w:color w:val="7B8491"/>
@@ -590,7 +590,7 @@
       </w:r>
       <w:r>
         <w:rPr>
-          <w:rFonts w:ascii="Heiti TC" w:hAnsi="Heiti TC" w:eastAsia="Heiti TC"/>
+          <w:rFonts w:ascii="Arial Unicode MS" w:hAnsi="Arial Unicode MS" w:eastAsia="Arial Unicode MS"/>
           <w:b w:val="0"/>
           <w:i w:val="0"/>
           <w:color w:val="1A2340"/>
@@ -739,7 +739,7 @@
       </w:pPr>
       <w:r>
         <w:rPr>
-          <w:rFonts w:ascii="Heiti TC" w:hAnsi="Heiti TC" w:eastAsia="Heiti TC"/>
+          <w:rFonts w:ascii="Arial Unicode MS" w:hAnsi="Arial Unicode MS" w:eastAsia="Arial Unicode MS"/>
           <w:b/>
           <w:i w:val="0"/>
           <w:color w:val="5B6573"/>
@@ -749,7 +749,7 @@
       </w:r>
       <w:r>
         <w:rPr>
-          <w:rFonts w:ascii="Heiti TC" w:hAnsi="Heiti TC" w:eastAsia="Heiti TC"/>
+          <w:rFonts w:ascii="Arial Unicode MS" w:hAnsi="Arial Unicode MS" w:eastAsia="Arial Unicode MS"/>
           <w:b w:val="0"/>
           <w:i w:val="0"/>
           <w:color w:val="7B8491"/>
@@ -759,7 +759,7 @@
       </w:r>
       <w:r>
         <w:rPr>
-          <w:rFonts w:ascii="Heiti TC" w:hAnsi="Heiti TC" w:eastAsia="Heiti TC"/>
+          <w:rFonts w:ascii="Arial Unicode MS" w:hAnsi="Arial Unicode MS" w:eastAsia="Arial Unicode MS"/>
           <w:b w:val="0"/>
           <w:i w:val="0"/>
           <w:color w:val="1A2340"/>
@@ -887,7 +887,7 @@
       </w:pPr>
       <w:r>
         <w:rPr>
-          <w:rFonts w:ascii="JetBrains Mono" w:hAnsi="JetBrains Mono" w:eastAsia="Heiti TC"/>
+          <w:rFonts w:ascii="JetBrains Mono" w:hAnsi="JetBrains Mono" w:eastAsia="Arial Unicode MS"/>
           <w:b/>
           <w:i w:val="0"/>
           <w:color w:val="1D4ED8"/>
@@ -904,7 +904,7 @@
       </w:pPr>
       <w:r>
         <w:rPr>
-          <w:rFonts w:ascii="Heiti TC" w:hAnsi="Heiti TC" w:eastAsia="Heiti TC"/>
+          <w:rFonts w:ascii="Arial Unicode MS" w:hAnsi="Arial Unicode MS" w:eastAsia="Arial Unicode MS"/>
           <w:b/>
           <w:i w:val="0"/>
           <w:color w:val="1A2340"/>
@@ -921,13 +921,13 @@
       </w:pPr>
       <w:r>
         <w:rPr>
-          <w:rFonts w:ascii="Heiti TC" w:hAnsi="Heiti TC" w:eastAsia="Heiti TC"/>
+          <w:rFonts w:ascii="Arial Unicode MS" w:hAnsi="Arial Unicode MS" w:eastAsia="Arial Unicode MS"/>
           <w:b w:val="0"/>
           <w:i w:val="0"/>
           <w:color w:val="5B6573"/>
           <w:sz w:val="22"/>
         </w:rPr>
-        <w:t>0 分練習；先讀原文並寫預測，再看固定回應。保留原作到 Gate 2。</w:t>
+        <w:t>0 分練習；先讀原文並寫預測，再看固定回應。保留原作到學習關卡 2。</w:t>
       </w:r>
     </w:p>
     <w:p>
@@ -938,7 +938,7 @@
       </w:pPr>
       <w:r>
         <w:rPr>
-          <w:rFonts w:ascii="Heiti TC" w:hAnsi="Heiti TC" w:eastAsia="Heiti TC"/>
+          <w:rFonts w:ascii="Arial Unicode MS" w:hAnsi="Arial Unicode MS" w:eastAsia="Arial Unicode MS"/>
           <w:b w:val="0"/>
           <w:i w:val="0"/>
           <w:color w:val="5B6573"/>
@@ -948,7 +948,7 @@
       </w:r>
       <w:r>
         <w:rPr>
-          <w:rFonts w:ascii="JetBrains Mono" w:hAnsi="JetBrains Mono" w:eastAsia="Heiti TC"/>
+          <w:rFonts w:ascii="JetBrains Mono" w:hAnsi="JetBrains Mono" w:eastAsia="Arial Unicode MS"/>
           <w:b w:val="0"/>
           <w:i w:val="0"/>
           <w:color w:val="1A2340"/>
@@ -958,7 +958,7 @@
       </w:r>
       <w:r>
         <w:rPr>
-          <w:rFonts w:ascii="Heiti TC" w:hAnsi="Heiti TC" w:eastAsia="Heiti TC"/>
+          <w:rFonts w:ascii="Arial Unicode MS" w:hAnsi="Arial Unicode MS" w:eastAsia="Arial Unicode MS"/>
           <w:b w:val="0"/>
           <w:i w:val="0"/>
           <w:color w:val="5B6573"/>
@@ -968,7 +968,7 @@
       </w:r>
       <w:r>
         <w:rPr>
-          <w:rFonts w:ascii="JetBrains Mono" w:hAnsi="JetBrains Mono" w:eastAsia="Heiti TC"/>
+          <w:rFonts w:ascii="JetBrains Mono" w:hAnsi="JetBrains Mono" w:eastAsia="Arial Unicode MS"/>
           <w:b w:val="0"/>
           <w:i w:val="0"/>
           <w:color w:val="1A2340"/>
@@ -978,7 +978,7 @@
       </w:r>
       <w:r>
         <w:rPr>
-          <w:rFonts w:ascii="Heiti TC" w:hAnsi="Heiti TC" w:eastAsia="Heiti TC"/>
+          <w:rFonts w:ascii="Arial Unicode MS" w:hAnsi="Arial Unicode MS" w:eastAsia="Arial Unicode MS"/>
           <w:b w:val="0"/>
           <w:i w:val="0"/>
           <w:color w:val="5B6573"/>
@@ -988,7 +988,7 @@
       </w:r>
       <w:r>
         <w:rPr>
-          <w:rFonts w:ascii="JetBrains Mono" w:hAnsi="JetBrains Mono" w:eastAsia="Heiti TC"/>
+          <w:rFonts w:ascii="JetBrains Mono" w:hAnsi="JetBrains Mono" w:eastAsia="Arial Unicode MS"/>
           <w:b w:val="0"/>
           <w:i w:val="0"/>
           <w:color w:val="1A2340"/>
@@ -998,7 +998,7 @@
       </w:r>
       <w:r>
         <w:rPr>
-          <w:rFonts w:ascii="Heiti TC" w:hAnsi="Heiti TC" w:eastAsia="Heiti TC"/>
+          <w:rFonts w:ascii="Arial Unicode MS" w:hAnsi="Arial Unicode MS" w:eastAsia="Arial Unicode MS"/>
           <w:b w:val="0"/>
           <w:i w:val="0"/>
           <w:color w:val="5B6573"/>
@@ -1008,7 +1008,7 @@
       </w:r>
       <w:r>
         <w:rPr>
-          <w:rFonts w:ascii="JetBrains Mono" w:hAnsi="JetBrains Mono" w:eastAsia="Heiti TC"/>
+          <w:rFonts w:ascii="JetBrains Mono" w:hAnsi="JetBrains Mono" w:eastAsia="Arial Unicode MS"/>
           <w:b w:val="0"/>
           <w:i w:val="0"/>
           <w:color w:val="1A2340"/>
@@ -1025,7 +1025,7 @@
       </w:pPr>
       <w:r>
         <w:rPr>
-          <w:rFonts w:ascii="JetBrains Mono" w:hAnsi="JetBrains Mono" w:eastAsia="Heiti TC"/>
+          <w:rFonts w:ascii="JetBrains Mono" w:hAnsi="JetBrains Mono" w:eastAsia="Arial Unicode MS"/>
           <w:b/>
           <w:i w:val="0"/>
           <w:color w:val="1D4ED8"/>
@@ -1035,7 +1035,7 @@
       </w:r>
       <w:r>
         <w:rPr>
-          <w:rFonts w:ascii="Heiti TC" w:hAnsi="Heiti TC" w:eastAsia="Heiti TC"/>
+          <w:rFonts w:ascii="Arial Unicode MS" w:hAnsi="Arial Unicode MS" w:eastAsia="Arial Unicode MS"/>
           <w:b w:val="0"/>
           <w:i w:val="0"/>
           <w:color w:val="1D4ED8"/>
@@ -1045,7 +1045,7 @@
       </w:r>
       <w:r>
         <w:rPr>
-          <w:rFonts w:ascii="Heiti TC" w:hAnsi="Heiti TC" w:eastAsia="Heiti TC"/>
+          <w:rFonts w:ascii="Arial Unicode MS" w:hAnsi="Arial Unicode MS" w:eastAsia="Arial Unicode MS"/>
           <w:b/>
           <w:i w:val="0"/>
           <w:color w:val="1A2340"/>
@@ -1092,7 +1092,7 @@
             </w:pPr>
             <w:r>
               <w:rPr>
-                <w:rFonts w:ascii="Heiti TC" w:hAnsi="Heiti TC" w:eastAsia="Heiti TC"/>
+                <w:rFonts w:ascii="Arial Unicode MS" w:hAnsi="Arial Unicode MS" w:eastAsia="Arial Unicode MS"/>
                 <w:b w:val="0"/>
                 <w:i w:val="0"/>
                 <w:color w:val="1A2340"/>
@@ -1112,7 +1112,7 @@
       </w:pPr>
       <w:r>
         <w:rPr>
-          <w:rFonts w:ascii="JetBrains Mono" w:hAnsi="JetBrains Mono" w:eastAsia="Heiti TC"/>
+          <w:rFonts w:ascii="JetBrains Mono" w:hAnsi="JetBrains Mono" w:eastAsia="Arial Unicode MS"/>
           <w:b/>
           <w:i w:val="0"/>
           <w:color w:val="1D4ED8"/>
@@ -1122,7 +1122,7 @@
       </w:r>
       <w:r>
         <w:rPr>
-          <w:rFonts w:ascii="Heiti TC" w:hAnsi="Heiti TC" w:eastAsia="Heiti TC"/>
+          <w:rFonts w:ascii="Arial Unicode MS" w:hAnsi="Arial Unicode MS" w:eastAsia="Arial Unicode MS"/>
           <w:b w:val="0"/>
           <w:i w:val="0"/>
           <w:color w:val="1D4ED8"/>
@@ -1132,7 +1132,7 @@
       </w:r>
       <w:r>
         <w:rPr>
-          <w:rFonts w:ascii="Heiti TC" w:hAnsi="Heiti TC" w:eastAsia="Heiti TC"/>
+          <w:rFonts w:ascii="Arial Unicode MS" w:hAnsi="Arial Unicode MS" w:eastAsia="Arial Unicode MS"/>
           <w:b/>
           <w:i w:val="0"/>
           <w:color w:val="1A2340"/>
@@ -1149,7 +1149,7 @@
       </w:pPr>
       <w:r>
         <w:rPr>
-          <w:rFonts w:ascii="Heiti TC" w:hAnsi="Heiti TC" w:eastAsia="Heiti TC"/>
+          <w:rFonts w:ascii="Arial Unicode MS" w:hAnsi="Arial Unicode MS" w:eastAsia="Arial Unicode MS"/>
           <w:b/>
           <w:i w:val="0"/>
           <w:color w:val="1A2340"/>
@@ -1166,7 +1166,7 @@
       </w:pPr>
       <w:r>
         <w:rPr>
-          <w:rFonts w:ascii="Heiti TC" w:hAnsi="Heiti TC" w:eastAsia="Heiti TC"/>
+          <w:rFonts w:ascii="Arial Unicode MS" w:hAnsi="Arial Unicode MS" w:eastAsia="Arial Unicode MS"/>
           <w:b/>
           <w:i w:val="0"/>
           <w:color w:val="5B6573"/>
@@ -1176,7 +1176,7 @@
       </w:r>
       <w:r>
         <w:rPr>
-          <w:rFonts w:ascii="Heiti TC" w:hAnsi="Heiti TC" w:eastAsia="Heiti TC"/>
+          <w:rFonts w:ascii="Arial Unicode MS" w:hAnsi="Arial Unicode MS" w:eastAsia="Arial Unicode MS"/>
           <w:b w:val="0"/>
           <w:i w:val="0"/>
           <w:color w:val="7B8491"/>
@@ -1186,7 +1186,7 @@
       </w:r>
       <w:r>
         <w:rPr>
-          <w:rFonts w:ascii="Heiti TC" w:hAnsi="Heiti TC" w:eastAsia="Heiti TC"/>
+          <w:rFonts w:ascii="Arial Unicode MS" w:hAnsi="Arial Unicode MS" w:eastAsia="Arial Unicode MS"/>
           <w:b w:val="0"/>
           <w:i w:val="0"/>
           <w:color w:val="1A2340"/>
@@ -1305,7 +1305,7 @@
       </w:pPr>
       <w:r>
         <w:rPr>
-          <w:rFonts w:ascii="JetBrains Mono" w:hAnsi="JetBrains Mono" w:eastAsia="Heiti TC"/>
+          <w:rFonts w:ascii="JetBrains Mono" w:hAnsi="JetBrains Mono" w:eastAsia="Arial Unicode MS"/>
           <w:b/>
           <w:i w:val="0"/>
           <w:color w:val="1D4ED8"/>
@@ -1315,7 +1315,7 @@
       </w:r>
       <w:r>
         <w:rPr>
-          <w:rFonts w:ascii="Heiti TC" w:hAnsi="Heiti TC" w:eastAsia="Heiti TC"/>
+          <w:rFonts w:ascii="Arial Unicode MS" w:hAnsi="Arial Unicode MS" w:eastAsia="Arial Unicode MS"/>
           <w:b w:val="0"/>
           <w:i w:val="0"/>
           <w:color w:val="1D4ED8"/>
@@ -1325,7 +1325,7 @@
       </w:r>
       <w:r>
         <w:rPr>
-          <w:rFonts w:ascii="Heiti TC" w:hAnsi="Heiti TC" w:eastAsia="Heiti TC"/>
+          <w:rFonts w:ascii="Arial Unicode MS" w:hAnsi="Arial Unicode MS" w:eastAsia="Arial Unicode MS"/>
           <w:b/>
           <w:i w:val="0"/>
           <w:color w:val="1A2340"/>
@@ -1372,7 +1372,7 @@
             </w:pPr>
             <w:r>
               <w:rPr>
-                <w:rFonts w:ascii="Heiti TC" w:hAnsi="Heiti TC" w:eastAsia="Heiti TC"/>
+                <w:rFonts w:ascii="Arial Unicode MS" w:hAnsi="Arial Unicode MS" w:eastAsia="Arial Unicode MS"/>
                 <w:b w:val="0"/>
                 <w:i w:val="0"/>
                 <w:color w:val="1A2340"/>
@@ -1392,7 +1392,7 @@
       </w:pPr>
       <w:r>
         <w:rPr>
-          <w:rFonts w:ascii="JetBrains Mono" w:hAnsi="JetBrains Mono" w:eastAsia="Heiti TC"/>
+          <w:rFonts w:ascii="JetBrains Mono" w:hAnsi="JetBrains Mono" w:eastAsia="Arial Unicode MS"/>
           <w:b/>
           <w:i w:val="0"/>
           <w:color w:val="1D4ED8"/>
@@ -1402,7 +1402,7 @@
       </w:r>
       <w:r>
         <w:rPr>
-          <w:rFonts w:ascii="Heiti TC" w:hAnsi="Heiti TC" w:eastAsia="Heiti TC"/>
+          <w:rFonts w:ascii="Arial Unicode MS" w:hAnsi="Arial Unicode MS" w:eastAsia="Arial Unicode MS"/>
           <w:b w:val="0"/>
           <w:i w:val="0"/>
           <w:color w:val="1D4ED8"/>
@@ -1412,7 +1412,7 @@
       </w:r>
       <w:r>
         <w:rPr>
-          <w:rFonts w:ascii="Heiti TC" w:hAnsi="Heiti TC" w:eastAsia="Heiti TC"/>
+          <w:rFonts w:ascii="Arial Unicode MS" w:hAnsi="Arial Unicode MS" w:eastAsia="Arial Unicode MS"/>
           <w:b/>
           <w:i w:val="0"/>
           <w:color w:val="1A2340"/>
@@ -1429,7 +1429,7 @@
       </w:pPr>
       <w:r>
         <w:rPr>
-          <w:rFonts w:ascii="Heiti TC" w:hAnsi="Heiti TC" w:eastAsia="Heiti TC"/>
+          <w:rFonts w:ascii="Arial Unicode MS" w:hAnsi="Arial Unicode MS" w:eastAsia="Arial Unicode MS"/>
           <w:b/>
           <w:i w:val="0"/>
           <w:color w:val="1D4ED8"/>
@@ -1446,7 +1446,7 @@
       </w:pPr>
       <w:r>
         <w:rPr>
-          <w:rFonts w:ascii="Heiti TC" w:hAnsi="Heiti TC" w:eastAsia="Heiti TC"/>
+          <w:rFonts w:ascii="Arial Unicode MS" w:hAnsi="Arial Unicode MS" w:eastAsia="Arial Unicode MS"/>
           <w:b/>
           <w:i w:val="0"/>
           <w:color w:val="5B6573"/>
@@ -1456,7 +1456,7 @@
       </w:r>
       <w:r>
         <w:rPr>
-          <w:rFonts w:ascii="Heiti TC" w:hAnsi="Heiti TC" w:eastAsia="Heiti TC"/>
+          <w:rFonts w:ascii="Arial Unicode MS" w:hAnsi="Arial Unicode MS" w:eastAsia="Arial Unicode MS"/>
           <w:b w:val="0"/>
           <w:i w:val="0"/>
           <w:color w:val="7B8491"/>
@@ -1466,7 +1466,7 @@
       </w:r>
       <w:r>
         <w:rPr>
-          <w:rFonts w:ascii="Heiti TC" w:hAnsi="Heiti TC" w:eastAsia="Heiti TC"/>
+          <w:rFonts w:ascii="Arial Unicode MS" w:hAnsi="Arial Unicode MS" w:eastAsia="Arial Unicode MS"/>
           <w:b w:val="0"/>
           <w:i w:val="0"/>
           <w:color w:val="1A2340"/>
@@ -1615,7 +1615,7 @@
       </w:pPr>
       <w:r>
         <w:rPr>
-          <w:rFonts w:ascii="Heiti TC" w:hAnsi="Heiti TC" w:eastAsia="Heiti TC"/>
+          <w:rFonts w:ascii="Arial Unicode MS" w:hAnsi="Arial Unicode MS" w:eastAsia="Arial Unicode MS"/>
           <w:b/>
           <w:i w:val="0"/>
           <w:color w:val="5B6573"/>
@@ -1625,7 +1625,7 @@
       </w:r>
       <w:r>
         <w:rPr>
-          <w:rFonts w:ascii="Heiti TC" w:hAnsi="Heiti TC" w:eastAsia="Heiti TC"/>
+          <w:rFonts w:ascii="Arial Unicode MS" w:hAnsi="Arial Unicode MS" w:eastAsia="Arial Unicode MS"/>
           <w:b w:val="0"/>
           <w:i w:val="0"/>
           <w:color w:val="7B8491"/>
@@ -1635,7 +1635,7 @@
       </w:r>
       <w:r>
         <w:rPr>
-          <w:rFonts w:ascii="Heiti TC" w:hAnsi="Heiti TC" w:eastAsia="Heiti TC"/>
+          <w:rFonts w:ascii="Arial Unicode MS" w:hAnsi="Arial Unicode MS" w:eastAsia="Arial Unicode MS"/>
           <w:b w:val="0"/>
           <w:i w:val="0"/>
           <w:color w:val="1A2340"/>
@@ -1763,7 +1763,7 @@
       </w:pPr>
       <w:r>
         <w:rPr>
-          <w:rFonts w:ascii="JetBrains Mono" w:hAnsi="JetBrains Mono" w:eastAsia="Heiti TC"/>
+          <w:rFonts w:ascii="JetBrains Mono" w:hAnsi="JetBrains Mono" w:eastAsia="Arial Unicode MS"/>
           <w:b/>
           <w:i w:val="0"/>
           <w:color w:val="1D4ED8"/>
@@ -1780,7 +1780,7 @@
       </w:pPr>
       <w:r>
         <w:rPr>
-          <w:rFonts w:ascii="Heiti TC" w:hAnsi="Heiti TC" w:eastAsia="Heiti TC"/>
+          <w:rFonts w:ascii="Arial Unicode MS" w:hAnsi="Arial Unicode MS" w:eastAsia="Arial Unicode MS"/>
           <w:b/>
           <w:i w:val="0"/>
           <w:color w:val="1A2340"/>
@@ -1797,13 +1797,13 @@
       </w:pPr>
       <w:r>
         <w:rPr>
-          <w:rFonts w:ascii="Heiti TC" w:hAnsi="Heiti TC" w:eastAsia="Heiti TC"/>
+          <w:rFonts w:ascii="Arial Unicode MS" w:hAnsi="Arial Unicode MS" w:eastAsia="Arial Unicode MS"/>
           <w:b w:val="0"/>
           <w:i w:val="0"/>
           <w:color w:val="5B6573"/>
           <w:sz w:val="22"/>
         </w:rPr>
-        <w:t>0 分練習；先讀原文並寫預測，再看固定回應。保留原作到 Gate 2。</w:t>
+        <w:t>0 分練習；先讀原文並寫預測，再看固定回應。保留原作到學習關卡 2。</w:t>
       </w:r>
     </w:p>
     <w:p>
@@ -1814,7 +1814,7 @@
       </w:pPr>
       <w:r>
         <w:rPr>
-          <w:rFonts w:ascii="Heiti TC" w:hAnsi="Heiti TC" w:eastAsia="Heiti TC"/>
+          <w:rFonts w:ascii="Arial Unicode MS" w:hAnsi="Arial Unicode MS" w:eastAsia="Arial Unicode MS"/>
           <w:b w:val="0"/>
           <w:i w:val="0"/>
           <w:color w:val="5B6573"/>
@@ -1824,7 +1824,7 @@
       </w:r>
       <w:r>
         <w:rPr>
-          <w:rFonts w:ascii="JetBrains Mono" w:hAnsi="JetBrains Mono" w:eastAsia="Heiti TC"/>
+          <w:rFonts w:ascii="JetBrains Mono" w:hAnsi="JetBrains Mono" w:eastAsia="Arial Unicode MS"/>
           <w:b w:val="0"/>
           <w:i w:val="0"/>
           <w:color w:val="1A2340"/>
@@ -1834,7 +1834,7 @@
       </w:r>
       <w:r>
         <w:rPr>
-          <w:rFonts w:ascii="Heiti TC" w:hAnsi="Heiti TC" w:eastAsia="Heiti TC"/>
+          <w:rFonts w:ascii="Arial Unicode MS" w:hAnsi="Arial Unicode MS" w:eastAsia="Arial Unicode MS"/>
           <w:b w:val="0"/>
           <w:i w:val="0"/>
           <w:color w:val="5B6573"/>
@@ -1844,7 +1844,7 @@
       </w:r>
       <w:r>
         <w:rPr>
-          <w:rFonts w:ascii="JetBrains Mono" w:hAnsi="JetBrains Mono" w:eastAsia="Heiti TC"/>
+          <w:rFonts w:ascii="JetBrains Mono" w:hAnsi="JetBrains Mono" w:eastAsia="Arial Unicode MS"/>
           <w:b w:val="0"/>
           <w:i w:val="0"/>
           <w:color w:val="1A2340"/>
@@ -1854,7 +1854,7 @@
       </w:r>
       <w:r>
         <w:rPr>
-          <w:rFonts w:ascii="Heiti TC" w:hAnsi="Heiti TC" w:eastAsia="Heiti TC"/>
+          <w:rFonts w:ascii="Arial Unicode MS" w:hAnsi="Arial Unicode MS" w:eastAsia="Arial Unicode MS"/>
           <w:b w:val="0"/>
           <w:i w:val="0"/>
           <w:color w:val="5B6573"/>
@@ -1864,7 +1864,7 @@
       </w:r>
       <w:r>
         <w:rPr>
-          <w:rFonts w:ascii="JetBrains Mono" w:hAnsi="JetBrains Mono" w:eastAsia="Heiti TC"/>
+          <w:rFonts w:ascii="JetBrains Mono" w:hAnsi="JetBrains Mono" w:eastAsia="Arial Unicode MS"/>
           <w:b w:val="0"/>
           <w:i w:val="0"/>
           <w:color w:val="1A2340"/>
@@ -1874,7 +1874,7 @@
       </w:r>
       <w:r>
         <w:rPr>
-          <w:rFonts w:ascii="Heiti TC" w:hAnsi="Heiti TC" w:eastAsia="Heiti TC"/>
+          <w:rFonts w:ascii="Arial Unicode MS" w:hAnsi="Arial Unicode MS" w:eastAsia="Arial Unicode MS"/>
           <w:b w:val="0"/>
           <w:i w:val="0"/>
           <w:color w:val="5B6573"/>
@@ -1884,7 +1884,7 @@
       </w:r>
       <w:r>
         <w:rPr>
-          <w:rFonts w:ascii="JetBrains Mono" w:hAnsi="JetBrains Mono" w:eastAsia="Heiti TC"/>
+          <w:rFonts w:ascii="JetBrains Mono" w:hAnsi="JetBrains Mono" w:eastAsia="Arial Unicode MS"/>
           <w:b w:val="0"/>
           <w:i w:val="0"/>
           <w:color w:val="1A2340"/>
@@ -1901,7 +1901,7 @@
       </w:pPr>
       <w:r>
         <w:rPr>
-          <w:rFonts w:ascii="JetBrains Mono" w:hAnsi="JetBrains Mono" w:eastAsia="Heiti TC"/>
+          <w:rFonts w:ascii="JetBrains Mono" w:hAnsi="JetBrains Mono" w:eastAsia="Arial Unicode MS"/>
           <w:b/>
           <w:i w:val="0"/>
           <w:color w:val="1D4ED8"/>
@@ -1911,7 +1911,7 @@
       </w:r>
       <w:r>
         <w:rPr>
-          <w:rFonts w:ascii="Heiti TC" w:hAnsi="Heiti TC" w:eastAsia="Heiti TC"/>
+          <w:rFonts w:ascii="Arial Unicode MS" w:hAnsi="Arial Unicode MS" w:eastAsia="Arial Unicode MS"/>
           <w:b w:val="0"/>
           <w:i w:val="0"/>
           <w:color w:val="1D4ED8"/>
@@ -1921,7 +1921,7 @@
       </w:r>
       <w:r>
         <w:rPr>
-          <w:rFonts w:ascii="Heiti TC" w:hAnsi="Heiti TC" w:eastAsia="Heiti TC"/>
+          <w:rFonts w:ascii="Arial Unicode MS" w:hAnsi="Arial Unicode MS" w:eastAsia="Arial Unicode MS"/>
           <w:b/>
           <w:i w:val="0"/>
           <w:color w:val="1A2340"/>
@@ -1968,7 +1968,7 @@
             </w:pPr>
             <w:r>
               <w:rPr>
-                <w:rFonts w:ascii="Heiti TC" w:hAnsi="Heiti TC" w:eastAsia="Heiti TC"/>
+                <w:rFonts w:ascii="Arial Unicode MS" w:hAnsi="Arial Unicode MS" w:eastAsia="Arial Unicode MS"/>
                 <w:b w:val="0"/>
                 <w:i w:val="0"/>
                 <w:color w:val="1A2340"/>
@@ -1988,7 +1988,7 @@
       </w:pPr>
       <w:r>
         <w:rPr>
-          <w:rFonts w:ascii="JetBrains Mono" w:hAnsi="JetBrains Mono" w:eastAsia="Heiti TC"/>
+          <w:rFonts w:ascii="JetBrains Mono" w:hAnsi="JetBrains Mono" w:eastAsia="Arial Unicode MS"/>
           <w:b/>
           <w:i w:val="0"/>
           <w:color w:val="1D4ED8"/>
@@ -1998,7 +1998,7 @@
       </w:r>
       <w:r>
         <w:rPr>
-          <w:rFonts w:ascii="Heiti TC" w:hAnsi="Heiti TC" w:eastAsia="Heiti TC"/>
+          <w:rFonts w:ascii="Arial Unicode MS" w:hAnsi="Arial Unicode MS" w:eastAsia="Arial Unicode MS"/>
           <w:b w:val="0"/>
           <w:i w:val="0"/>
           <w:color w:val="1D4ED8"/>
@@ -2008,7 +2008,7 @@
       </w:r>
       <w:r>
         <w:rPr>
-          <w:rFonts w:ascii="Heiti TC" w:hAnsi="Heiti TC" w:eastAsia="Heiti TC"/>
+          <w:rFonts w:ascii="Arial Unicode MS" w:hAnsi="Arial Unicode MS" w:eastAsia="Arial Unicode MS"/>
           <w:b/>
           <w:i w:val="0"/>
           <w:color w:val="1A2340"/>
@@ -2025,7 +2025,7 @@
       </w:pPr>
       <w:r>
         <w:rPr>
-          <w:rFonts w:ascii="Heiti TC" w:hAnsi="Heiti TC" w:eastAsia="Heiti TC"/>
+          <w:rFonts w:ascii="Arial Unicode MS" w:hAnsi="Arial Unicode MS" w:eastAsia="Arial Unicode MS"/>
           <w:b/>
           <w:i w:val="0"/>
           <w:color w:val="1A2340"/>
@@ -2042,7 +2042,7 @@
       </w:pPr>
       <w:r>
         <w:rPr>
-          <w:rFonts w:ascii="Heiti TC" w:hAnsi="Heiti TC" w:eastAsia="Heiti TC"/>
+          <w:rFonts w:ascii="Arial Unicode MS" w:hAnsi="Arial Unicode MS" w:eastAsia="Arial Unicode MS"/>
           <w:b/>
           <w:i w:val="0"/>
           <w:color w:val="5B6573"/>
@@ -2052,7 +2052,7 @@
       </w:r>
       <w:r>
         <w:rPr>
-          <w:rFonts w:ascii="Heiti TC" w:hAnsi="Heiti TC" w:eastAsia="Heiti TC"/>
+          <w:rFonts w:ascii="Arial Unicode MS" w:hAnsi="Arial Unicode MS" w:eastAsia="Arial Unicode MS"/>
           <w:b w:val="0"/>
           <w:i w:val="0"/>
           <w:color w:val="7B8491"/>
@@ -2062,7 +2062,7 @@
       </w:r>
       <w:r>
         <w:rPr>
-          <w:rFonts w:ascii="Heiti TC" w:hAnsi="Heiti TC" w:eastAsia="Heiti TC"/>
+          <w:rFonts w:ascii="Arial Unicode MS" w:hAnsi="Arial Unicode MS" w:eastAsia="Arial Unicode MS"/>
           <w:b w:val="0"/>
           <w:i w:val="0"/>
           <w:color w:val="1A2340"/>
@@ -2181,7 +2181,7 @@
       </w:pPr>
       <w:r>
         <w:rPr>
-          <w:rFonts w:ascii="JetBrains Mono" w:hAnsi="JetBrains Mono" w:eastAsia="Heiti TC"/>
+          <w:rFonts w:ascii="JetBrains Mono" w:hAnsi="JetBrains Mono" w:eastAsia="Arial Unicode MS"/>
           <w:b/>
           <w:i w:val="0"/>
           <w:color w:val="1D4ED8"/>
@@ -2191,7 +2191,7 @@
       </w:r>
       <w:r>
         <w:rPr>
-          <w:rFonts w:ascii="Heiti TC" w:hAnsi="Heiti TC" w:eastAsia="Heiti TC"/>
+          <w:rFonts w:ascii="Arial Unicode MS" w:hAnsi="Arial Unicode MS" w:eastAsia="Arial Unicode MS"/>
           <w:b w:val="0"/>
           <w:i w:val="0"/>
           <w:color w:val="1D4ED8"/>
@@ -2201,7 +2201,7 @@
       </w:r>
       <w:r>
         <w:rPr>
-          <w:rFonts w:ascii="Heiti TC" w:hAnsi="Heiti TC" w:eastAsia="Heiti TC"/>
+          <w:rFonts w:ascii="Arial Unicode MS" w:hAnsi="Arial Unicode MS" w:eastAsia="Arial Unicode MS"/>
           <w:b/>
           <w:i w:val="0"/>
           <w:color w:val="1A2340"/>
@@ -2248,7 +2248,7 @@
             </w:pPr>
             <w:r>
               <w:rPr>
-                <w:rFonts w:ascii="Heiti TC" w:hAnsi="Heiti TC" w:eastAsia="Heiti TC"/>
+                <w:rFonts w:ascii="Arial Unicode MS" w:hAnsi="Arial Unicode MS" w:eastAsia="Arial Unicode MS"/>
                 <w:b w:val="0"/>
                 <w:i w:val="0"/>
                 <w:color w:val="1A2340"/>
@@ -2268,7 +2268,7 @@
       </w:pPr>
       <w:r>
         <w:rPr>
-          <w:rFonts w:ascii="JetBrains Mono" w:hAnsi="JetBrains Mono" w:eastAsia="Heiti TC"/>
+          <w:rFonts w:ascii="JetBrains Mono" w:hAnsi="JetBrains Mono" w:eastAsia="Arial Unicode MS"/>
           <w:b/>
           <w:i w:val="0"/>
           <w:color w:val="1D4ED8"/>
@@ -2278,7 +2278,7 @@
       </w:r>
       <w:r>
         <w:rPr>
-          <w:rFonts w:ascii="Heiti TC" w:hAnsi="Heiti TC" w:eastAsia="Heiti TC"/>
+          <w:rFonts w:ascii="Arial Unicode MS" w:hAnsi="Arial Unicode MS" w:eastAsia="Arial Unicode MS"/>
           <w:b w:val="0"/>
           <w:i w:val="0"/>
           <w:color w:val="1D4ED8"/>
@@ -2288,7 +2288,7 @@
       </w:r>
       <w:r>
         <w:rPr>
-          <w:rFonts w:ascii="Heiti TC" w:hAnsi="Heiti TC" w:eastAsia="Heiti TC"/>
+          <w:rFonts w:ascii="Arial Unicode MS" w:hAnsi="Arial Unicode MS" w:eastAsia="Arial Unicode MS"/>
           <w:b/>
           <w:i w:val="0"/>
           <w:color w:val="1A2340"/>
@@ -2305,7 +2305,7 @@
       </w:pPr>
       <w:r>
         <w:rPr>
-          <w:rFonts w:ascii="Heiti TC" w:hAnsi="Heiti TC" w:eastAsia="Heiti TC"/>
+          <w:rFonts w:ascii="Arial Unicode MS" w:hAnsi="Arial Unicode MS" w:eastAsia="Arial Unicode MS"/>
           <w:b/>
           <w:i w:val="0"/>
           <w:color w:val="1D4ED8"/>
@@ -2322,7 +2322,7 @@
       </w:pPr>
       <w:r>
         <w:rPr>
-          <w:rFonts w:ascii="Heiti TC" w:hAnsi="Heiti TC" w:eastAsia="Heiti TC"/>
+          <w:rFonts w:ascii="Arial Unicode MS" w:hAnsi="Arial Unicode MS" w:eastAsia="Arial Unicode MS"/>
           <w:b/>
           <w:i w:val="0"/>
           <w:color w:val="5B6573"/>
@@ -2332,7 +2332,7 @@
       </w:r>
       <w:r>
         <w:rPr>
-          <w:rFonts w:ascii="Heiti TC" w:hAnsi="Heiti TC" w:eastAsia="Heiti TC"/>
+          <w:rFonts w:ascii="Arial Unicode MS" w:hAnsi="Arial Unicode MS" w:eastAsia="Arial Unicode MS"/>
           <w:b w:val="0"/>
           <w:i w:val="0"/>
           <w:color w:val="7B8491"/>
@@ -2342,7 +2342,7 @@
       </w:r>
       <w:r>
         <w:rPr>
-          <w:rFonts w:ascii="Heiti TC" w:hAnsi="Heiti TC" w:eastAsia="Heiti TC"/>
+          <w:rFonts w:ascii="Arial Unicode MS" w:hAnsi="Arial Unicode MS" w:eastAsia="Arial Unicode MS"/>
           <w:b w:val="0"/>
           <w:i w:val="0"/>
           <w:color w:val="1A2340"/>
@@ -2491,7 +2491,7 @@
       </w:pPr>
       <w:r>
         <w:rPr>
-          <w:rFonts w:ascii="Heiti TC" w:hAnsi="Heiti TC" w:eastAsia="Heiti TC"/>
+          <w:rFonts w:ascii="Arial Unicode MS" w:hAnsi="Arial Unicode MS" w:eastAsia="Arial Unicode MS"/>
           <w:b/>
           <w:i w:val="0"/>
           <w:color w:val="5B6573"/>
@@ -2501,7 +2501,7 @@
       </w:r>
       <w:r>
         <w:rPr>
-          <w:rFonts w:ascii="Heiti TC" w:hAnsi="Heiti TC" w:eastAsia="Heiti TC"/>
+          <w:rFonts w:ascii="Arial Unicode MS" w:hAnsi="Arial Unicode MS" w:eastAsia="Arial Unicode MS"/>
           <w:b w:val="0"/>
           <w:i w:val="0"/>
           <w:color w:val="7B8491"/>
@@ -2511,7 +2511,7 @@
       </w:r>
       <w:r>
         <w:rPr>
-          <w:rFonts w:ascii="Heiti TC" w:hAnsi="Heiti TC" w:eastAsia="Heiti TC"/>
+          <w:rFonts w:ascii="Arial Unicode MS" w:hAnsi="Arial Unicode MS" w:eastAsia="Arial Unicode MS"/>
           <w:b w:val="0"/>
           <w:i w:val="0"/>
           <w:color w:val="1A2340"/>
@@ -2643,7 +2643,7 @@
       <w:jc w:val="center"/>
     </w:pPr>
     <w:r>
-      <w:t>W6 0 分練習｜先預測 → 讀固定回應 → G／R／Y 回查 → 可以當／不能當｜保留到 Gate 2</w:t>
+      <w:t>W6 0 分練習｜先預測 → 讀固定回應 → G／Y／R 回查 → 可以當／不能當｜保留到學習關卡 2</w:t>
     </w:r>
   </w:p>
 </w:ftr>
@@ -3034,7 +3034,7 @@
       <w:spacing w:after="100" w:line="293" w:lineRule="auto"/>
     </w:pPr>
     <w:rPr>
-      <w:rFonts w:ascii="Heiti TC" w:hAnsi="Heiti TC" w:eastAsia="Heiti TC"/>
+      <w:rFonts w:ascii="Arial Unicode MS" w:hAnsi="Arial Unicode MS" w:eastAsia="Arial Unicode MS"/>
       <w:color w:val="1A2340"/>
       <w:sz w:val="22"/>
     </w:rPr>

--- a/worksheets/W6_PlanB三組材料_學生版.docx
+++ b/worksheets/W6_PlanB三組材料_學生版.docx
@@ -17,7 +17,7 @@
           <w:color w:val="1D4ED8"/>
           <w:sz w:val="22"/>
         </w:rPr>
-        <w:t>W6 / PLAN B / A</w:t>
+        <w:t>W6 / A1 / 原文卡</w:t>
       </w:r>
     </w:p>
     <w:p>
@@ -39,7 +39,7 @@
     </w:p>
     <w:p>
       <w:pPr>
-        <w:keepNext/>
+        <w:keepNext w:val="0"/>
         <w:keepLines w:val="0"/>
         <w:spacing w:before="0" w:after="140" w:line="293" w:lineRule="auto"/>
       </w:pPr>
@@ -51,101 +51,14 @@
           <w:color w:val="5B6573"/>
           <w:sz w:val="22"/>
         </w:rPr>
-        <w:t>0 分練習；先讀原文並寫預測，再看固定回應。保留原作到學習關卡 2。</w:t>
-      </w:r>
-    </w:p>
-    <w:p>
-      <w:pPr>
-        <w:keepNext w:val="0"/>
-        <w:keepLines w:val="0"/>
-        <w:spacing w:before="0" w:after="160" w:line="293" w:lineRule="auto"/>
-      </w:pPr>
-      <w:r>
-        <w:rPr>
-          <w:rFonts w:ascii="Arial Unicode MS" w:hAnsi="Arial Unicode MS" w:eastAsia="Arial Unicode MS"/>
-          <w:b w:val="0"/>
-          <w:i w:val="0"/>
-          <w:color w:val="5B6573"/>
-          <w:sz w:val="22"/>
-        </w:rPr>
-        <w:t xml:space="preserve">班級 </w:t>
-      </w:r>
-      <w:r>
-        <w:rPr>
-          <w:rFonts w:ascii="JetBrains Mono" w:hAnsi="JetBrains Mono" w:eastAsia="Arial Unicode MS"/>
-          <w:b w:val="0"/>
-          <w:i w:val="0"/>
-          <w:color w:val="1A2340"/>
-          <w:sz w:val="22"/>
-        </w:rPr>
-        <w:t>______</w:t>
-      </w:r>
-      <w:r>
-        <w:rPr>
-          <w:rFonts w:ascii="Arial Unicode MS" w:hAnsi="Arial Unicode MS" w:eastAsia="Arial Unicode MS"/>
-          <w:b w:val="0"/>
-          <w:i w:val="0"/>
-          <w:color w:val="5B6573"/>
-          <w:sz w:val="22"/>
-        </w:rPr>
-        <w:t xml:space="preserve">　座號 </w:t>
-      </w:r>
-      <w:r>
-        <w:rPr>
-          <w:rFonts w:ascii="JetBrains Mono" w:hAnsi="JetBrains Mono" w:eastAsia="Arial Unicode MS"/>
-          <w:b w:val="0"/>
-          <w:i w:val="0"/>
-          <w:color w:val="1A2340"/>
-          <w:sz w:val="22"/>
-        </w:rPr>
-        <w:t>______</w:t>
-      </w:r>
-      <w:r>
-        <w:rPr>
-          <w:rFonts w:ascii="Arial Unicode MS" w:hAnsi="Arial Unicode MS" w:eastAsia="Arial Unicode MS"/>
-          <w:b w:val="0"/>
-          <w:i w:val="0"/>
-          <w:color w:val="5B6573"/>
-          <w:sz w:val="22"/>
-        </w:rPr>
-        <w:t xml:space="preserve">　姓名 </w:t>
-      </w:r>
-      <w:r>
-        <w:rPr>
-          <w:rFonts w:ascii="JetBrains Mono" w:hAnsi="JetBrains Mono" w:eastAsia="Arial Unicode MS"/>
-          <w:b w:val="0"/>
-          <w:i w:val="0"/>
-          <w:color w:val="1A2340"/>
-          <w:sz w:val="22"/>
-        </w:rPr>
-        <w:t>______________</w:t>
-      </w:r>
-      <w:r>
-        <w:rPr>
-          <w:rFonts w:ascii="Arial Unicode MS" w:hAnsi="Arial Unicode MS" w:eastAsia="Arial Unicode MS"/>
-          <w:b w:val="0"/>
-          <w:i w:val="0"/>
-          <w:color w:val="5B6573"/>
-          <w:sz w:val="22"/>
-        </w:rPr>
-        <w:t xml:space="preserve">　日期 </w:t>
-      </w:r>
-      <w:r>
-        <w:rPr>
-          <w:rFonts w:ascii="JetBrains Mono" w:hAnsi="JetBrains Mono" w:eastAsia="Arial Unicode MS"/>
-          <w:b w:val="0"/>
-          <w:i w:val="0"/>
-          <w:color w:val="1A2340"/>
-          <w:sz w:val="22"/>
-        </w:rPr>
-        <w:t>____ / ____ / ____</w:t>
+        <w:t>先讀這張，預測寫在歷程本第 1 頁；固定回應稍後才領。</w:t>
       </w:r>
     </w:p>
     <w:p>
       <w:pPr>
         <w:keepNext/>
         <w:keepLines w:val="0"/>
-        <w:spacing w:before="60" w:after="40" w:line="293" w:lineRule="auto"/>
+        <w:spacing w:before="80" w:after="100" w:line="293" w:lineRule="auto"/>
       </w:pPr>
       <w:r>
         <w:rPr>
@@ -175,7 +88,7 @@
           <w:color w:val="1A2340"/>
           <w:sz w:val="30"/>
         </w:rPr>
-        <w:t>原文真相</w:t>
+        <w:t>教師自編原文</w:t>
       </w:r>
     </w:p>
     <w:tbl>
@@ -220,7 +133,7 @@
                 <w:b w:val="0"/>
                 <w:i w:val="0"/>
                 <w:color w:val="1A2340"/>
-                <w:sz w:val="22"/>
+                <w:sz w:val="24"/>
               </w:rPr>
               <w:t>放學鐘響後，琦安沒有直接往校門走。她蹲在活動中心旁的雨棚下，把被風吹歪的紙箱扶正。箱口壓著一張折過兩次的社團海報，右下角已經被雨滴打深。她先把掛在書包上的黃色鑰匙圈取下，繫在箱邊，再把半瓶水放到離紙箱兩步的位置。遠處有人喊她名字，她只回了一句「等一下」，便站到柱子後面看了十秒。紙箱裡傳出一聲很短的摩擦聲，她沒有伸手進去。</w:t>
             </w:r>
@@ -232,7 +145,7 @@
       <w:pPr>
         <w:keepNext/>
         <w:keepLines w:val="0"/>
-        <w:spacing w:before="120" w:after="40" w:line="293" w:lineRule="auto"/>
+        <w:spacing w:before="200" w:after="100" w:line="293" w:lineRule="auto"/>
       </w:pPr>
       <w:r>
         <w:rPr>
@@ -262,14 +175,48 @@
           <w:color w:val="1A2340"/>
           <w:sz w:val="30"/>
         </w:rPr>
-        <w:t>角色卡</w:t>
+        <w:t>角色與問題</w:t>
       </w:r>
     </w:p>
     <w:p>
       <w:pPr>
         <w:keepNext w:val="0"/>
         <w:keepLines w:val="0"/>
-        <w:spacing w:before="0" w:after="40" w:line="293" w:lineRule="auto"/>
+        <w:spacing w:before="0" w:after="100" w:line="293" w:lineRule="auto"/>
+      </w:pPr>
+      <w:r>
+        <w:rPr>
+          <w:rFonts w:ascii="Arial Unicode MS" w:hAnsi="Arial Unicode MS" w:eastAsia="Arial Unicode MS"/>
+          <w:b w:val="0"/>
+          <w:i w:val="0"/>
+          <w:color w:val="1A2340"/>
+          <w:sz w:val="22"/>
+        </w:rPr>
+        <w:t>角色：琦安｜問題：你剛才做了什麼？為什麼那樣做？</w:t>
+      </w:r>
+    </w:p>
+    <w:p>
+      <w:pPr>
+        <w:keepNext w:val="0"/>
+        <w:keepLines w:val="0"/>
+        <w:spacing w:before="0" w:after="100" w:line="293" w:lineRule="auto"/>
+      </w:pPr>
+      <w:r>
+        <w:rPr>
+          <w:rFonts w:ascii="Arial Unicode MS" w:hAnsi="Arial Unicode MS" w:eastAsia="Arial Unicode MS"/>
+          <w:b w:val="0"/>
+          <w:i w:val="0"/>
+          <w:color w:val="1A2340"/>
+          <w:sz w:val="22"/>
+        </w:rPr>
+        <w:t>請預測角色此刻可能怎麼說，並指出原文依據。所有初答與查核都寫在歷程本，不在這裡再抄一次。</w:t>
+      </w:r>
+    </w:p>
+    <w:p>
+      <w:pPr>
+        <w:keepNext w:val="0"/>
+        <w:keepLines w:val="0"/>
+        <w:spacing w:before="0" w:after="100" w:line="293" w:lineRule="auto"/>
       </w:pPr>
       <w:r>
         <w:rPr>
@@ -279,153 +226,74 @@
           <w:color w:val="1A2340"/>
           <w:sz w:val="22"/>
         </w:rPr>
-        <w:t>角色：琦安｜問題：紙箱裡可能有小動物，但她還沒看清楚，也有人在等她。</w:t>
+        <w:t>原文卡全程留在手上：拿到固定回應後，逐小句回這裡查根據、反證或缺口。</w:t>
+      </w:r>
+    </w:p>
+    <w:p>
+      <w:pPr>
+        <w:spacing w:after="0"/>
+      </w:pPr>
+      <w:r>
+        <w:br w:type="page"/>
       </w:r>
     </w:p>
     <w:p>
       <w:pPr>
         <w:keepNext/>
         <w:keepLines w:val="0"/>
-        <w:spacing w:before="40" w:after="20" w:line="293" w:lineRule="auto"/>
+        <w:pageBreakBefore w:val="0"/>
+        <w:spacing w:before="0" w:after="60" w:line="293" w:lineRule="auto"/>
+      </w:pPr>
+      <w:r>
+        <w:rPr>
+          <w:rFonts w:ascii="JetBrains Mono" w:hAnsi="JetBrains Mono" w:eastAsia="Arial Unicode MS"/>
+          <w:b/>
+          <w:i w:val="0"/>
+          <w:color w:val="1D4ED8"/>
+          <w:sz w:val="22"/>
+        </w:rPr>
+        <w:t>W6 / B1 / 原文卡</w:t>
+      </w:r>
+    </w:p>
+    <w:p>
+      <w:pPr>
+        <w:keepNext/>
+        <w:keepLines w:val="0"/>
+        <w:spacing w:before="0" w:after="80" w:line="252" w:lineRule="auto"/>
       </w:pPr>
       <w:r>
         <w:rPr>
           <w:rFonts w:ascii="Arial Unicode MS" w:hAnsi="Arial Unicode MS" w:eastAsia="Arial Unicode MS"/>
           <w:b/>
           <w:i w:val="0"/>
-          <w:color w:val="5B6573"/>
-          <w:sz w:val="22"/>
+          <w:color w:val="1A2340"/>
+          <w:sz w:val="44"/>
         </w:rPr>
-        <w:t>先寫，才看下一段</w:t>
+        <w:t>器材室最後一盞燈</w:t>
       </w:r>
+    </w:p>
+    <w:p>
+      <w:pPr>
+        <w:keepNext w:val="0"/>
+        <w:keepLines w:val="0"/>
+        <w:spacing w:before="0" w:after="140" w:line="293" w:lineRule="auto"/>
+      </w:pPr>
       <w:r>
         <w:rPr>
           <w:rFonts w:ascii="Arial Unicode MS" w:hAnsi="Arial Unicode MS" w:eastAsia="Arial Unicode MS"/>
           <w:b w:val="0"/>
           <w:i w:val="0"/>
-          <w:color w:val="7B8491"/>
+          <w:color w:val="5B6573"/>
           <w:sz w:val="22"/>
         </w:rPr>
-        <w:t xml:space="preserve">  ｜  </w:t>
-      </w:r>
-      <w:r>
-        <w:rPr>
-          <w:rFonts w:ascii="Arial Unicode MS" w:hAnsi="Arial Unicode MS" w:eastAsia="Arial Unicode MS"/>
-          <w:b w:val="0"/>
-          <w:i w:val="0"/>
-          <w:color w:val="1A2340"/>
-          <w:sz w:val="22"/>
-        </w:rPr>
-        <w:t>我的預測：角色可能會怎麼說？根據哪個原文細節？</w:t>
+        <w:t>先讀這張，預測寫在歷程本第 1 頁；固定回應稍後才領。</w:t>
       </w:r>
     </w:p>
-    <w:tbl>
-      <w:tblPr>
-        <w:tblW w:type="dxa" w:w="9865"/>
-        <w:jc w:val="left"/>
-        <w:tblLayout w:type="fixed"/>
-        <w:tblLook w:firstColumn="1" w:firstRow="1" w:lastColumn="0" w:lastRow="0" w:noHBand="0" w:noVBand="1" w:val="04A0"/>
-        <w:tblInd w:type="dxa" w:w="0"/>
-      </w:tblPr>
-      <w:tblGrid>
-        <w:gridCol w:w="9865"/>
-      </w:tblGrid>
-      <w:tr>
-        <w:trPr>
-          <w:trHeight w:val="465" w:hRule="atLeast"/>
-        </w:trPr>
-        <w:tc>
-          <w:tcPr>
-            <w:tcW w:type="dxa" w:w="9865"/>
-            <w:tcMar>
-              <w:top w:w="0" w:type="dxa"/>
-              <w:start w:w="0" w:type="dxa"/>
-              <w:bottom w:w="0" w:type="dxa"/>
-              <w:end w:w="0" w:type="dxa"/>
-            </w:tcMar>
-            <w:tcBorders>
-              <w:top w:val="nil"/>
-              <w:bottom w:val="single" w:sz="5" w:space="0" w:color="CBD5E1"/>
-              <w:start w:val="nil"/>
-              <w:end w:val="nil"/>
-            </w:tcBorders>
-          </w:tcPr>
-          <w:p>
-            <w:pPr>
-              <w:spacing w:before="0" w:after="0" w:line="240" w:lineRule="auto"/>
-            </w:pPr>
-            <w:r>
-              <w:t xml:space="preserve"> </w:t>
-            </w:r>
-          </w:p>
-        </w:tc>
-      </w:tr>
-      <w:tr>
-        <w:trPr>
-          <w:trHeight w:val="465" w:hRule="atLeast"/>
-        </w:trPr>
-        <w:tc>
-          <w:tcPr>
-            <w:tcW w:type="dxa" w:w="9865"/>
-            <w:tcMar>
-              <w:top w:w="0" w:type="dxa"/>
-              <w:start w:w="0" w:type="dxa"/>
-              <w:bottom w:w="0" w:type="dxa"/>
-              <w:end w:w="0" w:type="dxa"/>
-            </w:tcMar>
-            <w:tcBorders>
-              <w:top w:val="nil"/>
-              <w:bottom w:val="single" w:sz="5" w:space="0" w:color="CBD5E1"/>
-              <w:start w:val="nil"/>
-              <w:end w:val="nil"/>
-            </w:tcBorders>
-          </w:tcPr>
-          <w:p>
-            <w:pPr>
-              <w:spacing w:before="0" w:after="0" w:line="240" w:lineRule="auto"/>
-            </w:pPr>
-            <w:r>
-              <w:t xml:space="preserve"> </w:t>
-            </w:r>
-          </w:p>
-        </w:tc>
-      </w:tr>
-      <w:tr>
-        <w:trPr>
-          <w:trHeight w:val="465" w:hRule="atLeast"/>
-        </w:trPr>
-        <w:tc>
-          <w:tcPr>
-            <w:tcW w:type="dxa" w:w="9865"/>
-            <w:tcMar>
-              <w:top w:w="0" w:type="dxa"/>
-              <w:start w:w="0" w:type="dxa"/>
-              <w:bottom w:w="0" w:type="dxa"/>
-              <w:end w:w="0" w:type="dxa"/>
-            </w:tcMar>
-            <w:tcBorders>
-              <w:top w:val="nil"/>
-              <w:bottom w:val="single" w:sz="5" w:space="0" w:color="CBD5E1"/>
-              <w:start w:val="nil"/>
-              <w:end w:val="nil"/>
-            </w:tcBorders>
-          </w:tcPr>
-          <w:p>
-            <w:pPr>
-              <w:spacing w:before="0" w:after="0" w:line="240" w:lineRule="auto"/>
-            </w:pPr>
-            <w:r>
-              <w:t xml:space="preserve"> </w:t>
-            </w:r>
-          </w:p>
-        </w:tc>
-      </w:tr>
-    </w:tbl>
     <w:p>
       <w:pPr>
         <w:keepNext/>
         <w:keepLines w:val="0"/>
-        <w:spacing w:before="120" w:after="40" w:line="293" w:lineRule="auto"/>
+        <w:spacing w:before="80" w:after="100" w:line="293" w:lineRule="auto"/>
       </w:pPr>
       <w:r>
         <w:rPr>
@@ -435,7 +303,7 @@
           <w:color w:val="1D4ED8"/>
           <w:sz w:val="30"/>
         </w:rPr>
-        <w:t>03</w:t>
+        <w:t>01</w:t>
       </w:r>
       <w:r>
         <w:rPr>
@@ -455,7 +323,477 @@
           <w:color w:val="1A2340"/>
           <w:sz w:val="30"/>
         </w:rPr>
-        <w:t>固定回應</w:t>
+        <w:t>教師自編原文</w:t>
+      </w:r>
+    </w:p>
+    <w:tbl>
+      <w:tblPr>
+        <w:tblW w:type="dxa" w:w="9865"/>
+        <w:jc w:val="left"/>
+        <w:tblLayout w:type="fixed"/>
+        <w:tblLook w:firstColumn="1" w:firstRow="1" w:lastColumn="0" w:lastRow="0" w:noHBand="0" w:noVBand="1" w:val="04A0"/>
+        <w:tblInd w:type="dxa" w:w="0"/>
+      </w:tblPr>
+      <w:tblGrid>
+        <w:gridCol w:w="9865"/>
+      </w:tblGrid>
+      <w:tr>
+        <w:tc>
+          <w:tcPr>
+            <w:tcW w:type="dxa" w:w="9865"/>
+            <w:tcMar>
+              <w:top w:w="100" w:type="dxa"/>
+              <w:start w:w="150" w:type="dxa"/>
+              <w:bottom w:w="100" w:type="dxa"/>
+              <w:end w:w="150" w:type="dxa"/>
+            </w:tcMar>
+            <w:tcBorders>
+              <w:top w:val="nil"/>
+              <w:bottom w:val="nil"/>
+              <w:start w:val="single" w:sz="14" w:space="0" w:color="1D4ED8"/>
+              <w:end w:val="nil"/>
+            </w:tcBorders>
+            <w:shd w:val="clear" w:color="auto" w:fill="F5F7FA"/>
+            <w:vAlign w:val="center"/>
+          </w:tcPr>
+          <w:p>
+            <w:pPr>
+              <w:keepNext w:val="0"/>
+              <w:keepLines w:val="0"/>
+              <w:spacing w:before="0" w:after="0" w:line="293" w:lineRule="auto"/>
+            </w:pPr>
+            <w:r>
+              <w:rPr>
+                <w:rFonts w:ascii="Arial Unicode MS" w:hAnsi="Arial Unicode MS" w:eastAsia="Arial Unicode MS"/>
+                <w:b w:val="0"/>
+                <w:i w:val="0"/>
+                <w:color w:val="1A2340"/>
+                <w:sz w:val="24"/>
+              </w:rPr>
+              <w:t>合奏結束後，昱辰留在器材室。他先把兩個鼓盒的扣帶各拉一次，確認沒有鬆開，再把寫著「明早先別搬」的便條貼到門邊。西側小窗的插銷原本就扣著，他只抬頭看了一眼。走廊的感應燈滅了又亮，他把譜架推回白線內，最後關掉器材室的燈。門闔上前，他停了一下，重新按了按最上層鼓盒的蓋子，沒有說話。手機在口袋裡震動，他走到樓梯口才拿出來看。</w:t>
+            </w:r>
+          </w:p>
+        </w:tc>
+      </w:tr>
+    </w:tbl>
+    <w:p>
+      <w:pPr>
+        <w:keepNext/>
+        <w:keepLines w:val="0"/>
+        <w:spacing w:before="200" w:after="100" w:line="293" w:lineRule="auto"/>
+      </w:pPr>
+      <w:r>
+        <w:rPr>
+          <w:rFonts w:ascii="JetBrains Mono" w:hAnsi="JetBrains Mono" w:eastAsia="Arial Unicode MS"/>
+          <w:b/>
+          <w:i w:val="0"/>
+          <w:color w:val="1D4ED8"/>
+          <w:sz w:val="30"/>
+        </w:rPr>
+        <w:t>02</w:t>
+      </w:r>
+      <w:r>
+        <w:rPr>
+          <w:rFonts w:ascii="Arial Unicode MS" w:hAnsi="Arial Unicode MS" w:eastAsia="Arial Unicode MS"/>
+          <w:b w:val="0"/>
+          <w:i w:val="0"/>
+          <w:color w:val="1D4ED8"/>
+          <w:sz w:val="30"/>
+        </w:rPr>
+        <w:t xml:space="preserve">  </w:t>
+      </w:r>
+      <w:r>
+        <w:rPr>
+          <w:rFonts w:ascii="Arial Unicode MS" w:hAnsi="Arial Unicode MS" w:eastAsia="Arial Unicode MS"/>
+          <w:b/>
+          <w:i w:val="0"/>
+          <w:color w:val="1A2340"/>
+          <w:sz w:val="30"/>
+        </w:rPr>
+        <w:t>角色與問題</w:t>
+      </w:r>
+    </w:p>
+    <w:p>
+      <w:pPr>
+        <w:keepNext w:val="0"/>
+        <w:keepLines w:val="0"/>
+        <w:spacing w:before="0" w:after="100" w:line="293" w:lineRule="auto"/>
+      </w:pPr>
+      <w:r>
+        <w:rPr>
+          <w:rFonts w:ascii="Arial Unicode MS" w:hAnsi="Arial Unicode MS" w:eastAsia="Arial Unicode MS"/>
+          <w:b w:val="0"/>
+          <w:i w:val="0"/>
+          <w:color w:val="1A2340"/>
+          <w:sz w:val="22"/>
+        </w:rPr>
+        <w:t>角色：昱辰｜問題：你剛才做了什麼？為什麼那樣做？</w:t>
+      </w:r>
+    </w:p>
+    <w:p>
+      <w:pPr>
+        <w:keepNext w:val="0"/>
+        <w:keepLines w:val="0"/>
+        <w:spacing w:before="0" w:after="100" w:line="293" w:lineRule="auto"/>
+      </w:pPr>
+      <w:r>
+        <w:rPr>
+          <w:rFonts w:ascii="Arial Unicode MS" w:hAnsi="Arial Unicode MS" w:eastAsia="Arial Unicode MS"/>
+          <w:b w:val="0"/>
+          <w:i w:val="0"/>
+          <w:color w:val="1A2340"/>
+          <w:sz w:val="22"/>
+        </w:rPr>
+        <w:t>請預測角色此刻可能怎麼說，並指出原文依據。所有初答與查核都寫在歷程本，不在這裡再抄一次。</w:t>
+      </w:r>
+    </w:p>
+    <w:p>
+      <w:pPr>
+        <w:keepNext w:val="0"/>
+        <w:keepLines w:val="0"/>
+        <w:spacing w:before="0" w:after="100" w:line="293" w:lineRule="auto"/>
+      </w:pPr>
+      <w:r>
+        <w:rPr>
+          <w:rFonts w:ascii="Arial Unicode MS" w:hAnsi="Arial Unicode MS" w:eastAsia="Arial Unicode MS"/>
+          <w:b/>
+          <w:i w:val="0"/>
+          <w:color w:val="1A2340"/>
+          <w:sz w:val="22"/>
+        </w:rPr>
+        <w:t>原文卡全程留在手上：拿到固定回應後，逐小句回這裡查根據、反證或缺口。</w:t>
+      </w:r>
+    </w:p>
+    <w:p>
+      <w:pPr>
+        <w:spacing w:after="0"/>
+      </w:pPr>
+      <w:r>
+        <w:br w:type="page"/>
+      </w:r>
+    </w:p>
+    <w:p>
+      <w:pPr>
+        <w:keepNext/>
+        <w:keepLines w:val="0"/>
+        <w:pageBreakBefore w:val="0"/>
+        <w:spacing w:before="0" w:after="60" w:line="293" w:lineRule="auto"/>
+      </w:pPr>
+      <w:r>
+        <w:rPr>
+          <w:rFonts w:ascii="JetBrains Mono" w:hAnsi="JetBrains Mono" w:eastAsia="Arial Unicode MS"/>
+          <w:b/>
+          <w:i w:val="0"/>
+          <w:color w:val="1D4ED8"/>
+          <w:sz w:val="22"/>
+        </w:rPr>
+        <w:t>W6 / C1 / 原文卡</w:t>
+      </w:r>
+    </w:p>
+    <w:p>
+      <w:pPr>
+        <w:keepNext/>
+        <w:keepLines w:val="0"/>
+        <w:spacing w:before="0" w:after="80" w:line="252" w:lineRule="auto"/>
+      </w:pPr>
+      <w:r>
+        <w:rPr>
+          <w:rFonts w:ascii="Arial Unicode MS" w:hAnsi="Arial Unicode MS" w:eastAsia="Arial Unicode MS"/>
+          <w:b/>
+          <w:i w:val="0"/>
+          <w:color w:val="1A2340"/>
+          <w:sz w:val="44"/>
+        </w:rPr>
+        <w:t>月台上的白線</w:t>
+      </w:r>
+    </w:p>
+    <w:p>
+      <w:pPr>
+        <w:keepNext w:val="0"/>
+        <w:keepLines w:val="0"/>
+        <w:spacing w:before="0" w:after="140" w:line="293" w:lineRule="auto"/>
+      </w:pPr>
+      <w:r>
+        <w:rPr>
+          <w:rFonts w:ascii="Arial Unicode MS" w:hAnsi="Arial Unicode MS" w:eastAsia="Arial Unicode MS"/>
+          <w:b w:val="0"/>
+          <w:i w:val="0"/>
+          <w:color w:val="5B6573"/>
+          <w:sz w:val="22"/>
+        </w:rPr>
+        <w:t>先讀這張，預測寫在歷程本第 1 頁；固定回應稍後才領。</w:t>
+      </w:r>
+    </w:p>
+    <w:p>
+      <w:pPr>
+        <w:keepNext/>
+        <w:keepLines w:val="0"/>
+        <w:spacing w:before="80" w:after="100" w:line="293" w:lineRule="auto"/>
+      </w:pPr>
+      <w:r>
+        <w:rPr>
+          <w:rFonts w:ascii="JetBrains Mono" w:hAnsi="JetBrains Mono" w:eastAsia="Arial Unicode MS"/>
+          <w:b/>
+          <w:i w:val="0"/>
+          <w:color w:val="1D4ED8"/>
+          <w:sz w:val="30"/>
+        </w:rPr>
+        <w:t>01</w:t>
+      </w:r>
+      <w:r>
+        <w:rPr>
+          <w:rFonts w:ascii="Arial Unicode MS" w:hAnsi="Arial Unicode MS" w:eastAsia="Arial Unicode MS"/>
+          <w:b w:val="0"/>
+          <w:i w:val="0"/>
+          <w:color w:val="1D4ED8"/>
+          <w:sz w:val="30"/>
+        </w:rPr>
+        <w:t xml:space="preserve">  </w:t>
+      </w:r>
+      <w:r>
+        <w:rPr>
+          <w:rFonts w:ascii="Arial Unicode MS" w:hAnsi="Arial Unicode MS" w:eastAsia="Arial Unicode MS"/>
+          <w:b/>
+          <w:i w:val="0"/>
+          <w:color w:val="1A2340"/>
+          <w:sz w:val="30"/>
+        </w:rPr>
+        <w:t>教師自編原文</w:t>
+      </w:r>
+    </w:p>
+    <w:tbl>
+      <w:tblPr>
+        <w:tblW w:type="dxa" w:w="9865"/>
+        <w:jc w:val="left"/>
+        <w:tblLayout w:type="fixed"/>
+        <w:tblLook w:firstColumn="1" w:firstRow="1" w:lastColumn="0" w:lastRow="0" w:noHBand="0" w:noVBand="1" w:val="04A0"/>
+        <w:tblInd w:type="dxa" w:w="0"/>
+      </w:tblPr>
+      <w:tblGrid>
+        <w:gridCol w:w="9865"/>
+      </w:tblGrid>
+      <w:tr>
+        <w:tc>
+          <w:tcPr>
+            <w:tcW w:type="dxa" w:w="9865"/>
+            <w:tcMar>
+              <w:top w:w="100" w:type="dxa"/>
+              <w:start w:w="150" w:type="dxa"/>
+              <w:bottom w:w="100" w:type="dxa"/>
+              <w:end w:w="150" w:type="dxa"/>
+            </w:tcMar>
+            <w:tcBorders>
+              <w:top w:val="nil"/>
+              <w:bottom w:val="nil"/>
+              <w:start w:val="single" w:sz="14" w:space="0" w:color="1D4ED8"/>
+              <w:end w:val="nil"/>
+            </w:tcBorders>
+            <w:shd w:val="clear" w:color="auto" w:fill="F5F7FA"/>
+            <w:vAlign w:val="center"/>
+          </w:tcPr>
+          <w:p>
+            <w:pPr>
+              <w:keepNext w:val="0"/>
+              <w:keepLines w:val="0"/>
+              <w:spacing w:before="0" w:after="0" w:line="293" w:lineRule="auto"/>
+            </w:pPr>
+            <w:r>
+              <w:rPr>
+                <w:rFonts w:ascii="Arial Unicode MS" w:hAnsi="Arial Unicode MS" w:eastAsia="Arial Unicode MS"/>
+                <w:b w:val="0"/>
+                <w:i w:val="0"/>
+                <w:color w:val="1A2340"/>
+                <w:sz w:val="24"/>
+              </w:rPr>
+              <w:t>明澄站在月台中段，把摺成四折的紙本地圖夾在票卡套後面。廣播提醒列車進站時，他往黃色警示線後退了半步。第一班到站的是不經過他目的地的快車；門打開後，他仍站在原處，只低頭對照月台柱上的站名。旁邊旅客往前移動，他讓出一小塊位置。車門關上後，他把地圖重新展開，看了右上角用鉛筆圈起來的轉乘站，再抬頭找電子看板。</w:t>
+            </w:r>
+          </w:p>
+        </w:tc>
+      </w:tr>
+    </w:tbl>
+    <w:p>
+      <w:pPr>
+        <w:keepNext/>
+        <w:keepLines w:val="0"/>
+        <w:spacing w:before="200" w:after="100" w:line="293" w:lineRule="auto"/>
+      </w:pPr>
+      <w:r>
+        <w:rPr>
+          <w:rFonts w:ascii="JetBrains Mono" w:hAnsi="JetBrains Mono" w:eastAsia="Arial Unicode MS"/>
+          <w:b/>
+          <w:i w:val="0"/>
+          <w:color w:val="1D4ED8"/>
+          <w:sz w:val="30"/>
+        </w:rPr>
+        <w:t>02</w:t>
+      </w:r>
+      <w:r>
+        <w:rPr>
+          <w:rFonts w:ascii="Arial Unicode MS" w:hAnsi="Arial Unicode MS" w:eastAsia="Arial Unicode MS"/>
+          <w:b w:val="0"/>
+          <w:i w:val="0"/>
+          <w:color w:val="1D4ED8"/>
+          <w:sz w:val="30"/>
+        </w:rPr>
+        <w:t xml:space="preserve">  </w:t>
+      </w:r>
+      <w:r>
+        <w:rPr>
+          <w:rFonts w:ascii="Arial Unicode MS" w:hAnsi="Arial Unicode MS" w:eastAsia="Arial Unicode MS"/>
+          <w:b/>
+          <w:i w:val="0"/>
+          <w:color w:val="1A2340"/>
+          <w:sz w:val="30"/>
+        </w:rPr>
+        <w:t>角色與問題</w:t>
+      </w:r>
+    </w:p>
+    <w:p>
+      <w:pPr>
+        <w:keepNext w:val="0"/>
+        <w:keepLines w:val="0"/>
+        <w:spacing w:before="0" w:after="100" w:line="293" w:lineRule="auto"/>
+      </w:pPr>
+      <w:r>
+        <w:rPr>
+          <w:rFonts w:ascii="Arial Unicode MS" w:hAnsi="Arial Unicode MS" w:eastAsia="Arial Unicode MS"/>
+          <w:b w:val="0"/>
+          <w:i w:val="0"/>
+          <w:color w:val="1A2340"/>
+          <w:sz w:val="22"/>
+        </w:rPr>
+        <w:t>角色：明澄｜問題：你剛才做了什麼？為什麼那樣做？</w:t>
+      </w:r>
+    </w:p>
+    <w:p>
+      <w:pPr>
+        <w:keepNext w:val="0"/>
+        <w:keepLines w:val="0"/>
+        <w:spacing w:before="0" w:after="100" w:line="293" w:lineRule="auto"/>
+      </w:pPr>
+      <w:r>
+        <w:rPr>
+          <w:rFonts w:ascii="Arial Unicode MS" w:hAnsi="Arial Unicode MS" w:eastAsia="Arial Unicode MS"/>
+          <w:b w:val="0"/>
+          <w:i w:val="0"/>
+          <w:color w:val="1A2340"/>
+          <w:sz w:val="22"/>
+        </w:rPr>
+        <w:t>請預測角色此刻可能怎麼說，並指出原文依據。所有初答與查核都寫在歷程本，不在這裡再抄一次。</w:t>
+      </w:r>
+    </w:p>
+    <w:p>
+      <w:pPr>
+        <w:keepNext w:val="0"/>
+        <w:keepLines w:val="0"/>
+        <w:spacing w:before="0" w:after="100" w:line="293" w:lineRule="auto"/>
+      </w:pPr>
+      <w:r>
+        <w:rPr>
+          <w:rFonts w:ascii="Arial Unicode MS" w:hAnsi="Arial Unicode MS" w:eastAsia="Arial Unicode MS"/>
+          <w:b/>
+          <w:i w:val="0"/>
+          <w:color w:val="1A2340"/>
+          <w:sz w:val="22"/>
+        </w:rPr>
+        <w:t>原文卡全程留在手上：拿到固定回應後，逐小句回這裡查根據、反證或缺口。</w:t>
+      </w:r>
+    </w:p>
+    <w:p>
+      <w:pPr>
+        <w:spacing w:after="0"/>
+      </w:pPr>
+      <w:r>
+        <w:br w:type="page"/>
+      </w:r>
+    </w:p>
+    <w:p>
+      <w:pPr>
+        <w:keepNext/>
+        <w:keepLines w:val="0"/>
+        <w:pageBreakBefore w:val="0"/>
+        <w:spacing w:before="0" w:after="60" w:line="293" w:lineRule="auto"/>
+      </w:pPr>
+      <w:r>
+        <w:rPr>
+          <w:rFonts w:ascii="JetBrains Mono" w:hAnsi="JetBrains Mono" w:eastAsia="Arial Unicode MS"/>
+          <w:b/>
+          <w:i w:val="0"/>
+          <w:color w:val="1D4ED8"/>
+          <w:sz w:val="22"/>
+        </w:rPr>
+        <w:t>W6 / 回應卡／教師先保留</w:t>
+      </w:r>
+    </w:p>
+    <w:p>
+      <w:pPr>
+        <w:keepNext/>
+        <w:keepLines w:val="0"/>
+        <w:spacing w:before="0" w:after="80" w:line="252" w:lineRule="auto"/>
+      </w:pPr>
+      <w:r>
+        <w:rPr>
+          <w:rFonts w:ascii="Arial Unicode MS" w:hAnsi="Arial Unicode MS" w:eastAsia="Arial Unicode MS"/>
+          <w:b/>
+          <w:i w:val="0"/>
+          <w:color w:val="1A2340"/>
+          <w:sz w:val="44"/>
+        </w:rPr>
+        <w:t>36 分鐘後才發下</w:t>
+      </w:r>
+    </w:p>
+    <w:p>
+      <w:pPr>
+        <w:keepNext w:val="0"/>
+        <w:keepLines w:val="0"/>
+        <w:spacing w:before="0" w:after="140" w:line="293" w:lineRule="auto"/>
+      </w:pPr>
+      <w:r>
+        <w:rPr>
+          <w:rFonts w:ascii="Arial Unicode MS" w:hAnsi="Arial Unicode MS" w:eastAsia="Arial Unicode MS"/>
+          <w:b w:val="0"/>
+          <w:i w:val="0"/>
+          <w:color w:val="5B6573"/>
+          <w:sz w:val="22"/>
+        </w:rPr>
+        <w:t>先沿分隔線裁成 A2／B2／C2；學生須已完成歷程本第 1 頁的個人預測。</w:t>
+      </w:r>
+    </w:p>
+    <w:p>
+      <w:pPr>
+        <w:keepNext/>
+        <w:keepLines w:val="0"/>
+        <w:spacing w:before="120" w:after="40" w:line="293" w:lineRule="auto"/>
+      </w:pPr>
+      <w:r>
+        <w:rPr>
+          <w:rFonts w:ascii="JetBrains Mono" w:hAnsi="JetBrains Mono" w:eastAsia="Arial Unicode MS"/>
+          <w:b/>
+          <w:i w:val="0"/>
+          <w:color w:val="1D4ED8"/>
+          <w:sz w:val="30"/>
+        </w:rPr>
+        <w:t>A2</w:t>
+      </w:r>
+      <w:r>
+        <w:rPr>
+          <w:rFonts w:ascii="Arial Unicode MS" w:hAnsi="Arial Unicode MS" w:eastAsia="Arial Unicode MS"/>
+          <w:b w:val="0"/>
+          <w:i w:val="0"/>
+          <w:color w:val="1D4ED8"/>
+          <w:sz w:val="30"/>
+        </w:rPr>
+        <w:t xml:space="preserve">  </w:t>
+      </w:r>
+      <w:r>
+        <w:rPr>
+          <w:rFonts w:ascii="Arial Unicode MS" w:hAnsi="Arial Unicode MS" w:eastAsia="Arial Unicode MS"/>
+          <w:b/>
+          <w:i w:val="0"/>
+          <w:color w:val="1A2340"/>
+          <w:sz w:val="30"/>
+        </w:rPr>
+        <w:t>雨棚下的紙箱｜教師固定回應</w:t>
       </w:r>
     </w:p>
     <w:tbl>
@@ -510,6 +848,40 @@
     </w:tbl>
     <w:p>
       <w:pPr>
+        <w:keepNext w:val="0"/>
+        <w:keepLines w:val="0"/>
+        <w:spacing w:before="0" w:after="60" w:line="293" w:lineRule="auto"/>
+      </w:pPr>
+      <w:r>
+        <w:rPr>
+          <w:rFonts w:ascii="Arial Unicode MS" w:hAnsi="Arial Unicode MS" w:eastAsia="Arial Unicode MS"/>
+          <w:b w:val="0"/>
+          <w:i w:val="0"/>
+          <w:color w:val="1A2340"/>
+          <w:sz w:val="21"/>
+        </w:rPr>
+        <w:t>對照 A1 原文卡：直接在本卡圈小句、編號；依據與用途限制寫在歷程本第 3–4 頁。</w:t>
+      </w:r>
+    </w:p>
+    <w:p>
+      <w:pPr>
+        <w:keepNext w:val="0"/>
+        <w:keepLines w:val="0"/>
+        <w:spacing w:before="0" w:after="60" w:line="293" w:lineRule="auto"/>
+      </w:pPr>
+      <w:r>
+        <w:rPr>
+          <w:rFonts w:ascii="Arial Unicode MS" w:hAnsi="Arial Unicode MS" w:eastAsia="Arial Unicode MS"/>
+          <w:b w:val="0"/>
+          <w:i w:val="0"/>
+          <w:color w:val="1A2340"/>
+          <w:sz w:val="18"/>
+        </w:rPr>
+        <w:t>──────────── 裁開；下一組的回應由教師保留 ────────────</w:t>
+      </w:r>
+    </w:p>
+    <w:p>
+      <w:pPr>
         <w:keepNext/>
         <w:keepLines w:val="0"/>
         <w:spacing w:before="120" w:after="40" w:line="293" w:lineRule="auto"/>
@@ -522,7 +894,7 @@
           <w:color w:val="1D4ED8"/>
           <w:sz w:val="30"/>
         </w:rPr>
-        <w:t>04</w:t>
+        <w:t>B2</w:t>
       </w:r>
       <w:r>
         <w:rPr>
@@ -542,796 +914,7 @@
           <w:color w:val="1A2340"/>
           <w:sz w:val="30"/>
         </w:rPr>
-        <w:t>三色回查與界線</w:t>
-      </w:r>
-    </w:p>
-    <w:p>
-      <w:pPr>
-        <w:keepNext w:val="0"/>
-        <w:keepLines w:val="0"/>
-        <w:spacing w:before="0" w:after="40" w:line="293" w:lineRule="auto"/>
-      </w:pPr>
-      <w:r>
-        <w:rPr>
-          <w:rFonts w:ascii="Arial Unicode MS" w:hAnsi="Arial Unicode MS" w:eastAsia="Arial Unicode MS"/>
-          <w:b/>
-          <w:i w:val="0"/>
-          <w:color w:val="1D4ED8"/>
-          <w:sz w:val="22"/>
-        </w:rPr>
-        <w:t>G＝原文有｜R＝原文有反證｜Y＝原文沒有、目前無法確認。沒有某色就寫『本次未出現』，不硬湊。</w:t>
-      </w:r>
-    </w:p>
-    <w:p>
-      <w:pPr>
-        <w:keepNext/>
-        <w:keepLines w:val="0"/>
-        <w:spacing w:before="20" w:after="20" w:line="293" w:lineRule="auto"/>
-      </w:pPr>
-      <w:r>
-        <w:rPr>
-          <w:rFonts w:ascii="Arial Unicode MS" w:hAnsi="Arial Unicode MS" w:eastAsia="Arial Unicode MS"/>
-          <w:b/>
-          <w:i w:val="0"/>
-          <w:color w:val="5B6573"/>
-          <w:sz w:val="22"/>
-        </w:rPr>
-        <w:t>標色根據</w:t>
-      </w:r>
-      <w:r>
-        <w:rPr>
-          <w:rFonts w:ascii="Arial Unicode MS" w:hAnsi="Arial Unicode MS" w:eastAsia="Arial Unicode MS"/>
-          <w:b w:val="0"/>
-          <w:i w:val="0"/>
-          <w:color w:val="7B8491"/>
-          <w:sz w:val="22"/>
-        </w:rPr>
-        <w:t xml:space="preserve">  ｜  </w:t>
-      </w:r>
-      <w:r>
-        <w:rPr>
-          <w:rFonts w:ascii="Arial Unicode MS" w:hAnsi="Arial Unicode MS" w:eastAsia="Arial Unicode MS"/>
-          <w:b w:val="0"/>
-          <w:i w:val="0"/>
-          <w:color w:val="1A2340"/>
-          <w:sz w:val="22"/>
-        </w:rPr>
-        <w:t>每個標色的原文根據、反證或缺口：</w:t>
-      </w:r>
-    </w:p>
-    <w:tbl>
-      <w:tblPr>
-        <w:tblW w:type="dxa" w:w="9865"/>
-        <w:jc w:val="left"/>
-        <w:tblLayout w:type="fixed"/>
-        <w:tblLook w:firstColumn="1" w:firstRow="1" w:lastColumn="0" w:lastRow="0" w:noHBand="0" w:noVBand="1" w:val="04A0"/>
-        <w:tblInd w:type="dxa" w:w="0"/>
-      </w:tblPr>
-      <w:tblGrid>
-        <w:gridCol w:w="9865"/>
-      </w:tblGrid>
-      <w:tr>
-        <w:trPr>
-          <w:trHeight w:val="431" w:hRule="atLeast"/>
-        </w:trPr>
-        <w:tc>
-          <w:tcPr>
-            <w:tcW w:type="dxa" w:w="9865"/>
-            <w:tcMar>
-              <w:top w:w="0" w:type="dxa"/>
-              <w:start w:w="0" w:type="dxa"/>
-              <w:bottom w:w="0" w:type="dxa"/>
-              <w:end w:w="0" w:type="dxa"/>
-            </w:tcMar>
-            <w:tcBorders>
-              <w:top w:val="nil"/>
-              <w:bottom w:val="single" w:sz="5" w:space="0" w:color="CBD5E1"/>
-              <w:start w:val="nil"/>
-              <w:end w:val="nil"/>
-            </w:tcBorders>
-          </w:tcPr>
-          <w:p>
-            <w:pPr>
-              <w:spacing w:before="0" w:after="0" w:line="240" w:lineRule="auto"/>
-            </w:pPr>
-            <w:r>
-              <w:t xml:space="preserve"> </w:t>
-            </w:r>
-          </w:p>
-        </w:tc>
-      </w:tr>
-      <w:tr>
-        <w:trPr>
-          <w:trHeight w:val="431" w:hRule="atLeast"/>
-        </w:trPr>
-        <w:tc>
-          <w:tcPr>
-            <w:tcW w:type="dxa" w:w="9865"/>
-            <w:tcMar>
-              <w:top w:w="0" w:type="dxa"/>
-              <w:start w:w="0" w:type="dxa"/>
-              <w:bottom w:w="0" w:type="dxa"/>
-              <w:end w:w="0" w:type="dxa"/>
-            </w:tcMar>
-            <w:tcBorders>
-              <w:top w:val="nil"/>
-              <w:bottom w:val="single" w:sz="5" w:space="0" w:color="CBD5E1"/>
-              <w:start w:val="nil"/>
-              <w:end w:val="nil"/>
-            </w:tcBorders>
-          </w:tcPr>
-          <w:p>
-            <w:pPr>
-              <w:spacing w:before="0" w:after="0" w:line="240" w:lineRule="auto"/>
-            </w:pPr>
-            <w:r>
-              <w:t xml:space="preserve"> </w:t>
-            </w:r>
-          </w:p>
-        </w:tc>
-      </w:tr>
-      <w:tr>
-        <w:trPr>
-          <w:trHeight w:val="431" w:hRule="atLeast"/>
-        </w:trPr>
-        <w:tc>
-          <w:tcPr>
-            <w:tcW w:type="dxa" w:w="9865"/>
-            <w:tcMar>
-              <w:top w:w="0" w:type="dxa"/>
-              <w:start w:w="0" w:type="dxa"/>
-              <w:bottom w:w="0" w:type="dxa"/>
-              <w:end w:w="0" w:type="dxa"/>
-            </w:tcMar>
-            <w:tcBorders>
-              <w:top w:val="nil"/>
-              <w:bottom w:val="single" w:sz="5" w:space="0" w:color="CBD5E1"/>
-              <w:start w:val="nil"/>
-              <w:end w:val="nil"/>
-            </w:tcBorders>
-          </w:tcPr>
-          <w:p>
-            <w:pPr>
-              <w:spacing w:before="0" w:after="0" w:line="240" w:lineRule="auto"/>
-            </w:pPr>
-            <w:r>
-              <w:t xml:space="preserve"> </w:t>
-            </w:r>
-          </w:p>
-        </w:tc>
-      </w:tr>
-      <w:tr>
-        <w:trPr>
-          <w:trHeight w:val="431" w:hRule="atLeast"/>
-        </w:trPr>
-        <w:tc>
-          <w:tcPr>
-            <w:tcW w:type="dxa" w:w="9865"/>
-            <w:tcMar>
-              <w:top w:w="0" w:type="dxa"/>
-              <w:start w:w="0" w:type="dxa"/>
-              <w:bottom w:w="0" w:type="dxa"/>
-              <w:end w:w="0" w:type="dxa"/>
-            </w:tcMar>
-            <w:tcBorders>
-              <w:top w:val="nil"/>
-              <w:bottom w:val="single" w:sz="5" w:space="0" w:color="CBD5E1"/>
-              <w:start w:val="nil"/>
-              <w:end w:val="nil"/>
-            </w:tcBorders>
-          </w:tcPr>
-          <w:p>
-            <w:pPr>
-              <w:spacing w:before="0" w:after="0" w:line="240" w:lineRule="auto"/>
-            </w:pPr>
-            <w:r>
-              <w:t xml:space="preserve"> </w:t>
-            </w:r>
-          </w:p>
-        </w:tc>
-      </w:tr>
-    </w:tbl>
-    <w:p>
-      <w:pPr>
-        <w:keepNext/>
-        <w:keepLines w:val="0"/>
-        <w:spacing w:before="100" w:after="20" w:line="293" w:lineRule="auto"/>
-      </w:pPr>
-      <w:r>
-        <w:rPr>
-          <w:rFonts w:ascii="Arial Unicode MS" w:hAnsi="Arial Unicode MS" w:eastAsia="Arial Unicode MS"/>
-          <w:b/>
-          <w:i w:val="0"/>
-          <w:color w:val="5B6573"/>
-          <w:sz w:val="22"/>
-        </w:rPr>
-        <w:t>最後判斷</w:t>
-      </w:r>
-      <w:r>
-        <w:rPr>
-          <w:rFonts w:ascii="Arial Unicode MS" w:hAnsi="Arial Unicode MS" w:eastAsia="Arial Unicode MS"/>
-          <w:b w:val="0"/>
-          <w:i w:val="0"/>
-          <w:color w:val="7B8491"/>
-          <w:sz w:val="22"/>
-        </w:rPr>
-        <w:t xml:space="preserve">  ｜  </w:t>
-      </w:r>
-      <w:r>
-        <w:rPr>
-          <w:rFonts w:ascii="Arial Unicode MS" w:hAnsi="Arial Unicode MS" w:eastAsia="Arial Unicode MS"/>
-          <w:b w:val="0"/>
-          <w:i w:val="0"/>
-          <w:color w:val="1A2340"/>
-          <w:sz w:val="22"/>
-        </w:rPr>
-        <w:t>這份回應可以當＿＿＿＿，不能當＿＿＿＿；最容易混淆的是＿＿＿＿，因為＿＿＿＿。</w:t>
-      </w:r>
-    </w:p>
-    <w:tbl>
-      <w:tblPr>
-        <w:tblW w:type="dxa" w:w="9865"/>
-        <w:jc w:val="left"/>
-        <w:tblLayout w:type="fixed"/>
-        <w:tblLook w:firstColumn="1" w:firstRow="1" w:lastColumn="0" w:lastRow="0" w:noHBand="0" w:noVBand="1" w:val="04A0"/>
-        <w:tblInd w:type="dxa" w:w="0"/>
-      </w:tblPr>
-      <w:tblGrid>
-        <w:gridCol w:w="9865"/>
-      </w:tblGrid>
-      <w:tr>
-        <w:trPr>
-          <w:trHeight w:val="431" w:hRule="atLeast"/>
-        </w:trPr>
-        <w:tc>
-          <w:tcPr>
-            <w:tcW w:type="dxa" w:w="9865"/>
-            <w:tcMar>
-              <w:top w:w="0" w:type="dxa"/>
-              <w:start w:w="0" w:type="dxa"/>
-              <w:bottom w:w="0" w:type="dxa"/>
-              <w:end w:w="0" w:type="dxa"/>
-            </w:tcMar>
-            <w:tcBorders>
-              <w:top w:val="nil"/>
-              <w:bottom w:val="single" w:sz="5" w:space="0" w:color="CBD5E1"/>
-              <w:start w:val="nil"/>
-              <w:end w:val="nil"/>
-            </w:tcBorders>
-          </w:tcPr>
-          <w:p>
-            <w:pPr>
-              <w:spacing w:before="0" w:after="0" w:line="240" w:lineRule="auto"/>
-            </w:pPr>
-            <w:r>
-              <w:t xml:space="preserve"> </w:t>
-            </w:r>
-          </w:p>
-        </w:tc>
-      </w:tr>
-      <w:tr>
-        <w:trPr>
-          <w:trHeight w:val="431" w:hRule="atLeast"/>
-        </w:trPr>
-        <w:tc>
-          <w:tcPr>
-            <w:tcW w:type="dxa" w:w="9865"/>
-            <w:tcMar>
-              <w:top w:w="0" w:type="dxa"/>
-              <w:start w:w="0" w:type="dxa"/>
-              <w:bottom w:w="0" w:type="dxa"/>
-              <w:end w:w="0" w:type="dxa"/>
-            </w:tcMar>
-            <w:tcBorders>
-              <w:top w:val="nil"/>
-              <w:bottom w:val="single" w:sz="5" w:space="0" w:color="CBD5E1"/>
-              <w:start w:val="nil"/>
-              <w:end w:val="nil"/>
-            </w:tcBorders>
-          </w:tcPr>
-          <w:p>
-            <w:pPr>
-              <w:spacing w:before="0" w:after="0" w:line="240" w:lineRule="auto"/>
-            </w:pPr>
-            <w:r>
-              <w:t xml:space="preserve"> </w:t>
-            </w:r>
-          </w:p>
-        </w:tc>
-      </w:tr>
-      <w:tr>
-        <w:trPr>
-          <w:trHeight w:val="431" w:hRule="atLeast"/>
-        </w:trPr>
-        <w:tc>
-          <w:tcPr>
-            <w:tcW w:type="dxa" w:w="9865"/>
-            <w:tcMar>
-              <w:top w:w="0" w:type="dxa"/>
-              <w:start w:w="0" w:type="dxa"/>
-              <w:bottom w:w="0" w:type="dxa"/>
-              <w:end w:w="0" w:type="dxa"/>
-            </w:tcMar>
-            <w:tcBorders>
-              <w:top w:val="nil"/>
-              <w:bottom w:val="single" w:sz="5" w:space="0" w:color="CBD5E1"/>
-              <w:start w:val="nil"/>
-              <w:end w:val="nil"/>
-            </w:tcBorders>
-          </w:tcPr>
-          <w:p>
-            <w:pPr>
-              <w:spacing w:before="0" w:after="0" w:line="240" w:lineRule="auto"/>
-            </w:pPr>
-            <w:r>
-              <w:t xml:space="preserve"> </w:t>
-            </w:r>
-          </w:p>
-        </w:tc>
-      </w:tr>
-    </w:tbl>
-    <w:p>
-      <w:pPr>
-        <w:spacing w:after="0"/>
-      </w:pPr>
-      <w:r>
-        <w:br w:type="page"/>
-      </w:r>
-    </w:p>
-    <w:p>
-      <w:pPr>
-        <w:keepNext/>
-        <w:keepLines w:val="0"/>
-        <w:pageBreakBefore w:val="0"/>
-        <w:spacing w:before="0" w:after="60" w:line="293" w:lineRule="auto"/>
-      </w:pPr>
-      <w:r>
-        <w:rPr>
-          <w:rFonts w:ascii="JetBrains Mono" w:hAnsi="JetBrains Mono" w:eastAsia="Arial Unicode MS"/>
-          <w:b/>
-          <w:i w:val="0"/>
-          <w:color w:val="1D4ED8"/>
-          <w:sz w:val="22"/>
-        </w:rPr>
-        <w:t>W6 / PLAN B / B</w:t>
-      </w:r>
-    </w:p>
-    <w:p>
-      <w:pPr>
-        <w:keepNext/>
-        <w:keepLines w:val="0"/>
-        <w:spacing w:before="0" w:after="80" w:line="252" w:lineRule="auto"/>
-      </w:pPr>
-      <w:r>
-        <w:rPr>
-          <w:rFonts w:ascii="Arial Unicode MS" w:hAnsi="Arial Unicode MS" w:eastAsia="Arial Unicode MS"/>
-          <w:b/>
-          <w:i w:val="0"/>
-          <w:color w:val="1A2340"/>
-          <w:sz w:val="44"/>
-        </w:rPr>
-        <w:t>器材室最後一盞燈</w:t>
-      </w:r>
-    </w:p>
-    <w:p>
-      <w:pPr>
-        <w:keepNext/>
-        <w:keepLines w:val="0"/>
-        <w:spacing w:before="0" w:after="140" w:line="293" w:lineRule="auto"/>
-      </w:pPr>
-      <w:r>
-        <w:rPr>
-          <w:rFonts w:ascii="Arial Unicode MS" w:hAnsi="Arial Unicode MS" w:eastAsia="Arial Unicode MS"/>
-          <w:b w:val="0"/>
-          <w:i w:val="0"/>
-          <w:color w:val="5B6573"/>
-          <w:sz w:val="22"/>
-        </w:rPr>
-        <w:t>0 分練習；先讀原文並寫預測，再看固定回應。保留原作到學習關卡 2。</w:t>
-      </w:r>
-    </w:p>
-    <w:p>
-      <w:pPr>
-        <w:keepNext w:val="0"/>
-        <w:keepLines w:val="0"/>
-        <w:spacing w:before="0" w:after="160" w:line="293" w:lineRule="auto"/>
-      </w:pPr>
-      <w:r>
-        <w:rPr>
-          <w:rFonts w:ascii="Arial Unicode MS" w:hAnsi="Arial Unicode MS" w:eastAsia="Arial Unicode MS"/>
-          <w:b w:val="0"/>
-          <w:i w:val="0"/>
-          <w:color w:val="5B6573"/>
-          <w:sz w:val="22"/>
-        </w:rPr>
-        <w:t xml:space="preserve">班級 </w:t>
-      </w:r>
-      <w:r>
-        <w:rPr>
-          <w:rFonts w:ascii="JetBrains Mono" w:hAnsi="JetBrains Mono" w:eastAsia="Arial Unicode MS"/>
-          <w:b w:val="0"/>
-          <w:i w:val="0"/>
-          <w:color w:val="1A2340"/>
-          <w:sz w:val="22"/>
-        </w:rPr>
-        <w:t>______</w:t>
-      </w:r>
-      <w:r>
-        <w:rPr>
-          <w:rFonts w:ascii="Arial Unicode MS" w:hAnsi="Arial Unicode MS" w:eastAsia="Arial Unicode MS"/>
-          <w:b w:val="0"/>
-          <w:i w:val="0"/>
-          <w:color w:val="5B6573"/>
-          <w:sz w:val="22"/>
-        </w:rPr>
-        <w:t xml:space="preserve">　座號 </w:t>
-      </w:r>
-      <w:r>
-        <w:rPr>
-          <w:rFonts w:ascii="JetBrains Mono" w:hAnsi="JetBrains Mono" w:eastAsia="Arial Unicode MS"/>
-          <w:b w:val="0"/>
-          <w:i w:val="0"/>
-          <w:color w:val="1A2340"/>
-          <w:sz w:val="22"/>
-        </w:rPr>
-        <w:t>______</w:t>
-      </w:r>
-      <w:r>
-        <w:rPr>
-          <w:rFonts w:ascii="Arial Unicode MS" w:hAnsi="Arial Unicode MS" w:eastAsia="Arial Unicode MS"/>
-          <w:b w:val="0"/>
-          <w:i w:val="0"/>
-          <w:color w:val="5B6573"/>
-          <w:sz w:val="22"/>
-        </w:rPr>
-        <w:t xml:space="preserve">　姓名 </w:t>
-      </w:r>
-      <w:r>
-        <w:rPr>
-          <w:rFonts w:ascii="JetBrains Mono" w:hAnsi="JetBrains Mono" w:eastAsia="Arial Unicode MS"/>
-          <w:b w:val="0"/>
-          <w:i w:val="0"/>
-          <w:color w:val="1A2340"/>
-          <w:sz w:val="22"/>
-        </w:rPr>
-        <w:t>______________</w:t>
-      </w:r>
-      <w:r>
-        <w:rPr>
-          <w:rFonts w:ascii="Arial Unicode MS" w:hAnsi="Arial Unicode MS" w:eastAsia="Arial Unicode MS"/>
-          <w:b w:val="0"/>
-          <w:i w:val="0"/>
-          <w:color w:val="5B6573"/>
-          <w:sz w:val="22"/>
-        </w:rPr>
-        <w:t xml:space="preserve">　日期 </w:t>
-      </w:r>
-      <w:r>
-        <w:rPr>
-          <w:rFonts w:ascii="JetBrains Mono" w:hAnsi="JetBrains Mono" w:eastAsia="Arial Unicode MS"/>
-          <w:b w:val="0"/>
-          <w:i w:val="0"/>
-          <w:color w:val="1A2340"/>
-          <w:sz w:val="22"/>
-        </w:rPr>
-        <w:t>____ / ____ / ____</w:t>
-      </w:r>
-    </w:p>
-    <w:p>
-      <w:pPr>
-        <w:keepNext/>
-        <w:keepLines w:val="0"/>
-        <w:spacing w:before="60" w:after="40" w:line="293" w:lineRule="auto"/>
-      </w:pPr>
-      <w:r>
-        <w:rPr>
-          <w:rFonts w:ascii="JetBrains Mono" w:hAnsi="JetBrains Mono" w:eastAsia="Arial Unicode MS"/>
-          <w:b/>
-          <w:i w:val="0"/>
-          <w:color w:val="1D4ED8"/>
-          <w:sz w:val="30"/>
-        </w:rPr>
-        <w:t>01</w:t>
-      </w:r>
-      <w:r>
-        <w:rPr>
-          <w:rFonts w:ascii="Arial Unicode MS" w:hAnsi="Arial Unicode MS" w:eastAsia="Arial Unicode MS"/>
-          <w:b w:val="0"/>
-          <w:i w:val="0"/>
-          <w:color w:val="1D4ED8"/>
-          <w:sz w:val="30"/>
-        </w:rPr>
-        <w:t xml:space="preserve">  </w:t>
-      </w:r>
-      <w:r>
-        <w:rPr>
-          <w:rFonts w:ascii="Arial Unicode MS" w:hAnsi="Arial Unicode MS" w:eastAsia="Arial Unicode MS"/>
-          <w:b/>
-          <w:i w:val="0"/>
-          <w:color w:val="1A2340"/>
-          <w:sz w:val="30"/>
-        </w:rPr>
-        <w:t>原文真相</w:t>
-      </w:r>
-    </w:p>
-    <w:tbl>
-      <w:tblPr>
-        <w:tblW w:type="dxa" w:w="9865"/>
-        <w:jc w:val="left"/>
-        <w:tblLayout w:type="fixed"/>
-        <w:tblLook w:firstColumn="1" w:firstRow="1" w:lastColumn="0" w:lastRow="0" w:noHBand="0" w:noVBand="1" w:val="04A0"/>
-        <w:tblInd w:type="dxa" w:w="0"/>
-      </w:tblPr>
-      <w:tblGrid>
-        <w:gridCol w:w="9865"/>
-      </w:tblGrid>
-      <w:tr>
-        <w:tc>
-          <w:tcPr>
-            <w:tcW w:type="dxa" w:w="9865"/>
-            <w:tcMar>
-              <w:top w:w="100" w:type="dxa"/>
-              <w:start w:w="150" w:type="dxa"/>
-              <w:bottom w:w="100" w:type="dxa"/>
-              <w:end w:w="150" w:type="dxa"/>
-            </w:tcMar>
-            <w:tcBorders>
-              <w:top w:val="nil"/>
-              <w:bottom w:val="nil"/>
-              <w:start w:val="single" w:sz="14" w:space="0" w:color="1D4ED8"/>
-              <w:end w:val="nil"/>
-            </w:tcBorders>
-            <w:shd w:val="clear" w:color="auto" w:fill="F5F7FA"/>
-            <w:vAlign w:val="center"/>
-          </w:tcPr>
-          <w:p>
-            <w:pPr>
-              <w:keepNext w:val="0"/>
-              <w:keepLines w:val="0"/>
-              <w:spacing w:before="0" w:after="0" w:line="293" w:lineRule="auto"/>
-            </w:pPr>
-            <w:r>
-              <w:rPr>
-                <w:rFonts w:ascii="Arial Unicode MS" w:hAnsi="Arial Unicode MS" w:eastAsia="Arial Unicode MS"/>
-                <w:b w:val="0"/>
-                <w:i w:val="0"/>
-                <w:color w:val="1A2340"/>
-                <w:sz w:val="22"/>
-              </w:rPr>
-              <w:t>合奏結束後，昱辰留在器材室。他先把兩個鼓盒的扣帶各拉一次，確認沒有鬆開，再把寫著「明早先別搬」的便條貼到門邊。西側小窗的插銷原本就扣著，他只抬頭看了一眼。走廊的感應燈滅了又亮，他把譜架推回白線內，最後關掉器材室的燈。門闔上前，他停了一下，重新按了按最上層鼓盒的蓋子，沒有說話。手機在口袋裡震動，他走到樓梯口才拿出來看。</w:t>
-            </w:r>
-          </w:p>
-        </w:tc>
-      </w:tr>
-    </w:tbl>
-    <w:p>
-      <w:pPr>
-        <w:keepNext/>
-        <w:keepLines w:val="0"/>
-        <w:spacing w:before="120" w:after="40" w:line="293" w:lineRule="auto"/>
-      </w:pPr>
-      <w:r>
-        <w:rPr>
-          <w:rFonts w:ascii="JetBrains Mono" w:hAnsi="JetBrains Mono" w:eastAsia="Arial Unicode MS"/>
-          <w:b/>
-          <w:i w:val="0"/>
-          <w:color w:val="1D4ED8"/>
-          <w:sz w:val="30"/>
-        </w:rPr>
-        <w:t>02</w:t>
-      </w:r>
-      <w:r>
-        <w:rPr>
-          <w:rFonts w:ascii="Arial Unicode MS" w:hAnsi="Arial Unicode MS" w:eastAsia="Arial Unicode MS"/>
-          <w:b w:val="0"/>
-          <w:i w:val="0"/>
-          <w:color w:val="1D4ED8"/>
-          <w:sz w:val="30"/>
-        </w:rPr>
-        <w:t xml:space="preserve">  </w:t>
-      </w:r>
-      <w:r>
-        <w:rPr>
-          <w:rFonts w:ascii="Arial Unicode MS" w:hAnsi="Arial Unicode MS" w:eastAsia="Arial Unicode MS"/>
-          <w:b/>
-          <w:i w:val="0"/>
-          <w:color w:val="1A2340"/>
-          <w:sz w:val="30"/>
-        </w:rPr>
-        <w:t>角色卡</w:t>
-      </w:r>
-    </w:p>
-    <w:p>
-      <w:pPr>
-        <w:keepNext w:val="0"/>
-        <w:keepLines w:val="0"/>
-        <w:spacing w:before="0" w:after="40" w:line="293" w:lineRule="auto"/>
-      </w:pPr>
-      <w:r>
-        <w:rPr>
-          <w:rFonts w:ascii="Arial Unicode MS" w:hAnsi="Arial Unicode MS" w:eastAsia="Arial Unicode MS"/>
-          <w:b/>
-          <w:i w:val="0"/>
-          <w:color w:val="1A2340"/>
-          <w:sz w:val="22"/>
-        </w:rPr>
-        <w:t>角色：昱辰｜問題：他要離開器材室，但仍在確認樂器是否收好。</w:t>
-      </w:r>
-    </w:p>
-    <w:p>
-      <w:pPr>
-        <w:keepNext/>
-        <w:keepLines w:val="0"/>
-        <w:spacing w:before="40" w:after="20" w:line="293" w:lineRule="auto"/>
-      </w:pPr>
-      <w:r>
-        <w:rPr>
-          <w:rFonts w:ascii="Arial Unicode MS" w:hAnsi="Arial Unicode MS" w:eastAsia="Arial Unicode MS"/>
-          <w:b/>
-          <w:i w:val="0"/>
-          <w:color w:val="5B6573"/>
-          <w:sz w:val="22"/>
-        </w:rPr>
-        <w:t>先寫，才看下一段</w:t>
-      </w:r>
-      <w:r>
-        <w:rPr>
-          <w:rFonts w:ascii="Arial Unicode MS" w:hAnsi="Arial Unicode MS" w:eastAsia="Arial Unicode MS"/>
-          <w:b w:val="0"/>
-          <w:i w:val="0"/>
-          <w:color w:val="7B8491"/>
-          <w:sz w:val="22"/>
-        </w:rPr>
-        <w:t xml:space="preserve">  ｜  </w:t>
-      </w:r>
-      <w:r>
-        <w:rPr>
-          <w:rFonts w:ascii="Arial Unicode MS" w:hAnsi="Arial Unicode MS" w:eastAsia="Arial Unicode MS"/>
-          <w:b w:val="0"/>
-          <w:i w:val="0"/>
-          <w:color w:val="1A2340"/>
-          <w:sz w:val="22"/>
-        </w:rPr>
-        <w:t>我的預測：角色可能會怎麼說？根據哪個原文細節？</w:t>
-      </w:r>
-    </w:p>
-    <w:tbl>
-      <w:tblPr>
-        <w:tblW w:type="dxa" w:w="9865"/>
-        <w:jc w:val="left"/>
-        <w:tblLayout w:type="fixed"/>
-        <w:tblLook w:firstColumn="1" w:firstRow="1" w:lastColumn="0" w:lastRow="0" w:noHBand="0" w:noVBand="1" w:val="04A0"/>
-        <w:tblInd w:type="dxa" w:w="0"/>
-      </w:tblPr>
-      <w:tblGrid>
-        <w:gridCol w:w="9865"/>
-      </w:tblGrid>
-      <w:tr>
-        <w:trPr>
-          <w:trHeight w:val="465" w:hRule="atLeast"/>
-        </w:trPr>
-        <w:tc>
-          <w:tcPr>
-            <w:tcW w:type="dxa" w:w="9865"/>
-            <w:tcMar>
-              <w:top w:w="0" w:type="dxa"/>
-              <w:start w:w="0" w:type="dxa"/>
-              <w:bottom w:w="0" w:type="dxa"/>
-              <w:end w:w="0" w:type="dxa"/>
-            </w:tcMar>
-            <w:tcBorders>
-              <w:top w:val="nil"/>
-              <w:bottom w:val="single" w:sz="5" w:space="0" w:color="CBD5E1"/>
-              <w:start w:val="nil"/>
-              <w:end w:val="nil"/>
-            </w:tcBorders>
-          </w:tcPr>
-          <w:p>
-            <w:pPr>
-              <w:spacing w:before="0" w:after="0" w:line="240" w:lineRule="auto"/>
-            </w:pPr>
-            <w:r>
-              <w:t xml:space="preserve"> </w:t>
-            </w:r>
-          </w:p>
-        </w:tc>
-      </w:tr>
-      <w:tr>
-        <w:trPr>
-          <w:trHeight w:val="465" w:hRule="atLeast"/>
-        </w:trPr>
-        <w:tc>
-          <w:tcPr>
-            <w:tcW w:type="dxa" w:w="9865"/>
-            <w:tcMar>
-              <w:top w:w="0" w:type="dxa"/>
-              <w:start w:w="0" w:type="dxa"/>
-              <w:bottom w:w="0" w:type="dxa"/>
-              <w:end w:w="0" w:type="dxa"/>
-            </w:tcMar>
-            <w:tcBorders>
-              <w:top w:val="nil"/>
-              <w:bottom w:val="single" w:sz="5" w:space="0" w:color="CBD5E1"/>
-              <w:start w:val="nil"/>
-              <w:end w:val="nil"/>
-            </w:tcBorders>
-          </w:tcPr>
-          <w:p>
-            <w:pPr>
-              <w:spacing w:before="0" w:after="0" w:line="240" w:lineRule="auto"/>
-            </w:pPr>
-            <w:r>
-              <w:t xml:space="preserve"> </w:t>
-            </w:r>
-          </w:p>
-        </w:tc>
-      </w:tr>
-      <w:tr>
-        <w:trPr>
-          <w:trHeight w:val="465" w:hRule="atLeast"/>
-        </w:trPr>
-        <w:tc>
-          <w:tcPr>
-            <w:tcW w:type="dxa" w:w="9865"/>
-            <w:tcMar>
-              <w:top w:w="0" w:type="dxa"/>
-              <w:start w:w="0" w:type="dxa"/>
-              <w:bottom w:w="0" w:type="dxa"/>
-              <w:end w:w="0" w:type="dxa"/>
-            </w:tcMar>
-            <w:tcBorders>
-              <w:top w:val="nil"/>
-              <w:bottom w:val="single" w:sz="5" w:space="0" w:color="CBD5E1"/>
-              <w:start w:val="nil"/>
-              <w:end w:val="nil"/>
-            </w:tcBorders>
-          </w:tcPr>
-          <w:p>
-            <w:pPr>
-              <w:spacing w:before="0" w:after="0" w:line="240" w:lineRule="auto"/>
-            </w:pPr>
-            <w:r>
-              <w:t xml:space="preserve"> </w:t>
-            </w:r>
-          </w:p>
-        </w:tc>
-      </w:tr>
-    </w:tbl>
-    <w:p>
-      <w:pPr>
-        <w:keepNext/>
-        <w:keepLines w:val="0"/>
-        <w:spacing w:before="120" w:after="40" w:line="293" w:lineRule="auto"/>
-      </w:pPr>
-      <w:r>
-        <w:rPr>
-          <w:rFonts w:ascii="JetBrains Mono" w:hAnsi="JetBrains Mono" w:eastAsia="Arial Unicode MS"/>
-          <w:b/>
-          <w:i w:val="0"/>
-          <w:color w:val="1D4ED8"/>
-          <w:sz w:val="30"/>
-        </w:rPr>
-        <w:t>03</w:t>
-      </w:r>
-      <w:r>
-        <w:rPr>
-          <w:rFonts w:ascii="Arial Unicode MS" w:hAnsi="Arial Unicode MS" w:eastAsia="Arial Unicode MS"/>
-          <w:b w:val="0"/>
-          <w:i w:val="0"/>
-          <w:color w:val="1D4ED8"/>
-          <w:sz w:val="30"/>
-        </w:rPr>
-        <w:t xml:space="preserve">  </w:t>
-      </w:r>
-      <w:r>
-        <w:rPr>
-          <w:rFonts w:ascii="Arial Unicode MS" w:hAnsi="Arial Unicode MS" w:eastAsia="Arial Unicode MS"/>
-          <w:b/>
-          <w:i w:val="0"/>
-          <w:color w:val="1A2340"/>
-          <w:sz w:val="30"/>
-        </w:rPr>
-        <w:t>固定回應</w:t>
+        <w:t>器材室最後一盞燈｜教師固定回應</w:t>
       </w:r>
     </w:p>
     <w:tbl>
@@ -1386,6 +969,40 @@
     </w:tbl>
     <w:p>
       <w:pPr>
+        <w:keepNext w:val="0"/>
+        <w:keepLines w:val="0"/>
+        <w:spacing w:before="0" w:after="60" w:line="293" w:lineRule="auto"/>
+      </w:pPr>
+      <w:r>
+        <w:rPr>
+          <w:rFonts w:ascii="Arial Unicode MS" w:hAnsi="Arial Unicode MS" w:eastAsia="Arial Unicode MS"/>
+          <w:b w:val="0"/>
+          <w:i w:val="0"/>
+          <w:color w:val="1A2340"/>
+          <w:sz w:val="21"/>
+        </w:rPr>
+        <w:t>對照 B1 原文卡：直接在本卡圈小句、編號；依據與用途限制寫在歷程本第 3–4 頁。</w:t>
+      </w:r>
+    </w:p>
+    <w:p>
+      <w:pPr>
+        <w:keepNext w:val="0"/>
+        <w:keepLines w:val="0"/>
+        <w:spacing w:before="0" w:after="60" w:line="293" w:lineRule="auto"/>
+      </w:pPr>
+      <w:r>
+        <w:rPr>
+          <w:rFonts w:ascii="Arial Unicode MS" w:hAnsi="Arial Unicode MS" w:eastAsia="Arial Unicode MS"/>
+          <w:b w:val="0"/>
+          <w:i w:val="0"/>
+          <w:color w:val="1A2340"/>
+          <w:sz w:val="18"/>
+        </w:rPr>
+        <w:t>──────────── 裁開；下一組的回應由教師保留 ────────────</w:t>
+      </w:r>
+    </w:p>
+    <w:p>
+      <w:pPr>
         <w:keepNext/>
         <w:keepLines w:val="0"/>
         <w:spacing w:before="120" w:after="40" w:line="293" w:lineRule="auto"/>
@@ -1398,7 +1015,7 @@
           <w:color w:val="1D4ED8"/>
           <w:sz w:val="30"/>
         </w:rPr>
-        <w:t>04</w:t>
+        <w:t>C2</w:t>
       </w:r>
       <w:r>
         <w:rPr>
@@ -1418,796 +1035,7 @@
           <w:color w:val="1A2340"/>
           <w:sz w:val="30"/>
         </w:rPr>
-        <w:t>三色回查與界線</w:t>
-      </w:r>
-    </w:p>
-    <w:p>
-      <w:pPr>
-        <w:keepNext w:val="0"/>
-        <w:keepLines w:val="0"/>
-        <w:spacing w:before="0" w:after="40" w:line="293" w:lineRule="auto"/>
-      </w:pPr>
-      <w:r>
-        <w:rPr>
-          <w:rFonts w:ascii="Arial Unicode MS" w:hAnsi="Arial Unicode MS" w:eastAsia="Arial Unicode MS"/>
-          <w:b/>
-          <w:i w:val="0"/>
-          <w:color w:val="1D4ED8"/>
-          <w:sz w:val="22"/>
-        </w:rPr>
-        <w:t>G＝原文有｜R＝原文有反證｜Y＝原文沒有、目前無法確認。沒有某色就寫『本次未出現』，不硬湊。</w:t>
-      </w:r>
-    </w:p>
-    <w:p>
-      <w:pPr>
-        <w:keepNext/>
-        <w:keepLines w:val="0"/>
-        <w:spacing w:before="20" w:after="20" w:line="293" w:lineRule="auto"/>
-      </w:pPr>
-      <w:r>
-        <w:rPr>
-          <w:rFonts w:ascii="Arial Unicode MS" w:hAnsi="Arial Unicode MS" w:eastAsia="Arial Unicode MS"/>
-          <w:b/>
-          <w:i w:val="0"/>
-          <w:color w:val="5B6573"/>
-          <w:sz w:val="22"/>
-        </w:rPr>
-        <w:t>標色根據</w:t>
-      </w:r>
-      <w:r>
-        <w:rPr>
-          <w:rFonts w:ascii="Arial Unicode MS" w:hAnsi="Arial Unicode MS" w:eastAsia="Arial Unicode MS"/>
-          <w:b w:val="0"/>
-          <w:i w:val="0"/>
-          <w:color w:val="7B8491"/>
-          <w:sz w:val="22"/>
-        </w:rPr>
-        <w:t xml:space="preserve">  ｜  </w:t>
-      </w:r>
-      <w:r>
-        <w:rPr>
-          <w:rFonts w:ascii="Arial Unicode MS" w:hAnsi="Arial Unicode MS" w:eastAsia="Arial Unicode MS"/>
-          <w:b w:val="0"/>
-          <w:i w:val="0"/>
-          <w:color w:val="1A2340"/>
-          <w:sz w:val="22"/>
-        </w:rPr>
-        <w:t>每個標色的原文根據、反證或缺口：</w:t>
-      </w:r>
-    </w:p>
-    <w:tbl>
-      <w:tblPr>
-        <w:tblW w:type="dxa" w:w="9865"/>
-        <w:jc w:val="left"/>
-        <w:tblLayout w:type="fixed"/>
-        <w:tblLook w:firstColumn="1" w:firstRow="1" w:lastColumn="0" w:lastRow="0" w:noHBand="0" w:noVBand="1" w:val="04A0"/>
-        <w:tblInd w:type="dxa" w:w="0"/>
-      </w:tblPr>
-      <w:tblGrid>
-        <w:gridCol w:w="9865"/>
-      </w:tblGrid>
-      <w:tr>
-        <w:trPr>
-          <w:trHeight w:val="431" w:hRule="atLeast"/>
-        </w:trPr>
-        <w:tc>
-          <w:tcPr>
-            <w:tcW w:type="dxa" w:w="9865"/>
-            <w:tcMar>
-              <w:top w:w="0" w:type="dxa"/>
-              <w:start w:w="0" w:type="dxa"/>
-              <w:bottom w:w="0" w:type="dxa"/>
-              <w:end w:w="0" w:type="dxa"/>
-            </w:tcMar>
-            <w:tcBorders>
-              <w:top w:val="nil"/>
-              <w:bottom w:val="single" w:sz="5" w:space="0" w:color="CBD5E1"/>
-              <w:start w:val="nil"/>
-              <w:end w:val="nil"/>
-            </w:tcBorders>
-          </w:tcPr>
-          <w:p>
-            <w:pPr>
-              <w:spacing w:before="0" w:after="0" w:line="240" w:lineRule="auto"/>
-            </w:pPr>
-            <w:r>
-              <w:t xml:space="preserve"> </w:t>
-            </w:r>
-          </w:p>
-        </w:tc>
-      </w:tr>
-      <w:tr>
-        <w:trPr>
-          <w:trHeight w:val="431" w:hRule="atLeast"/>
-        </w:trPr>
-        <w:tc>
-          <w:tcPr>
-            <w:tcW w:type="dxa" w:w="9865"/>
-            <w:tcMar>
-              <w:top w:w="0" w:type="dxa"/>
-              <w:start w:w="0" w:type="dxa"/>
-              <w:bottom w:w="0" w:type="dxa"/>
-              <w:end w:w="0" w:type="dxa"/>
-            </w:tcMar>
-            <w:tcBorders>
-              <w:top w:val="nil"/>
-              <w:bottom w:val="single" w:sz="5" w:space="0" w:color="CBD5E1"/>
-              <w:start w:val="nil"/>
-              <w:end w:val="nil"/>
-            </w:tcBorders>
-          </w:tcPr>
-          <w:p>
-            <w:pPr>
-              <w:spacing w:before="0" w:after="0" w:line="240" w:lineRule="auto"/>
-            </w:pPr>
-            <w:r>
-              <w:t xml:space="preserve"> </w:t>
-            </w:r>
-          </w:p>
-        </w:tc>
-      </w:tr>
-      <w:tr>
-        <w:trPr>
-          <w:trHeight w:val="431" w:hRule="atLeast"/>
-        </w:trPr>
-        <w:tc>
-          <w:tcPr>
-            <w:tcW w:type="dxa" w:w="9865"/>
-            <w:tcMar>
-              <w:top w:w="0" w:type="dxa"/>
-              <w:start w:w="0" w:type="dxa"/>
-              <w:bottom w:w="0" w:type="dxa"/>
-              <w:end w:w="0" w:type="dxa"/>
-            </w:tcMar>
-            <w:tcBorders>
-              <w:top w:val="nil"/>
-              <w:bottom w:val="single" w:sz="5" w:space="0" w:color="CBD5E1"/>
-              <w:start w:val="nil"/>
-              <w:end w:val="nil"/>
-            </w:tcBorders>
-          </w:tcPr>
-          <w:p>
-            <w:pPr>
-              <w:spacing w:before="0" w:after="0" w:line="240" w:lineRule="auto"/>
-            </w:pPr>
-            <w:r>
-              <w:t xml:space="preserve"> </w:t>
-            </w:r>
-          </w:p>
-        </w:tc>
-      </w:tr>
-      <w:tr>
-        <w:trPr>
-          <w:trHeight w:val="431" w:hRule="atLeast"/>
-        </w:trPr>
-        <w:tc>
-          <w:tcPr>
-            <w:tcW w:type="dxa" w:w="9865"/>
-            <w:tcMar>
-              <w:top w:w="0" w:type="dxa"/>
-              <w:start w:w="0" w:type="dxa"/>
-              <w:bottom w:w="0" w:type="dxa"/>
-              <w:end w:w="0" w:type="dxa"/>
-            </w:tcMar>
-            <w:tcBorders>
-              <w:top w:val="nil"/>
-              <w:bottom w:val="single" w:sz="5" w:space="0" w:color="CBD5E1"/>
-              <w:start w:val="nil"/>
-              <w:end w:val="nil"/>
-            </w:tcBorders>
-          </w:tcPr>
-          <w:p>
-            <w:pPr>
-              <w:spacing w:before="0" w:after="0" w:line="240" w:lineRule="auto"/>
-            </w:pPr>
-            <w:r>
-              <w:t xml:space="preserve"> </w:t>
-            </w:r>
-          </w:p>
-        </w:tc>
-      </w:tr>
-    </w:tbl>
-    <w:p>
-      <w:pPr>
-        <w:keepNext/>
-        <w:keepLines w:val="0"/>
-        <w:spacing w:before="100" w:after="20" w:line="293" w:lineRule="auto"/>
-      </w:pPr>
-      <w:r>
-        <w:rPr>
-          <w:rFonts w:ascii="Arial Unicode MS" w:hAnsi="Arial Unicode MS" w:eastAsia="Arial Unicode MS"/>
-          <w:b/>
-          <w:i w:val="0"/>
-          <w:color w:val="5B6573"/>
-          <w:sz w:val="22"/>
-        </w:rPr>
-        <w:t>最後判斷</w:t>
-      </w:r>
-      <w:r>
-        <w:rPr>
-          <w:rFonts w:ascii="Arial Unicode MS" w:hAnsi="Arial Unicode MS" w:eastAsia="Arial Unicode MS"/>
-          <w:b w:val="0"/>
-          <w:i w:val="0"/>
-          <w:color w:val="7B8491"/>
-          <w:sz w:val="22"/>
-        </w:rPr>
-        <w:t xml:space="preserve">  ｜  </w:t>
-      </w:r>
-      <w:r>
-        <w:rPr>
-          <w:rFonts w:ascii="Arial Unicode MS" w:hAnsi="Arial Unicode MS" w:eastAsia="Arial Unicode MS"/>
-          <w:b w:val="0"/>
-          <w:i w:val="0"/>
-          <w:color w:val="1A2340"/>
-          <w:sz w:val="22"/>
-        </w:rPr>
-        <w:t>這份回應可以當＿＿＿＿，不能當＿＿＿＿；最容易混淆的是＿＿＿＿，因為＿＿＿＿。</w:t>
-      </w:r>
-    </w:p>
-    <w:tbl>
-      <w:tblPr>
-        <w:tblW w:type="dxa" w:w="9865"/>
-        <w:jc w:val="left"/>
-        <w:tblLayout w:type="fixed"/>
-        <w:tblLook w:firstColumn="1" w:firstRow="1" w:lastColumn="0" w:lastRow="0" w:noHBand="0" w:noVBand="1" w:val="04A0"/>
-        <w:tblInd w:type="dxa" w:w="0"/>
-      </w:tblPr>
-      <w:tblGrid>
-        <w:gridCol w:w="9865"/>
-      </w:tblGrid>
-      <w:tr>
-        <w:trPr>
-          <w:trHeight w:val="431" w:hRule="atLeast"/>
-        </w:trPr>
-        <w:tc>
-          <w:tcPr>
-            <w:tcW w:type="dxa" w:w="9865"/>
-            <w:tcMar>
-              <w:top w:w="0" w:type="dxa"/>
-              <w:start w:w="0" w:type="dxa"/>
-              <w:bottom w:w="0" w:type="dxa"/>
-              <w:end w:w="0" w:type="dxa"/>
-            </w:tcMar>
-            <w:tcBorders>
-              <w:top w:val="nil"/>
-              <w:bottom w:val="single" w:sz="5" w:space="0" w:color="CBD5E1"/>
-              <w:start w:val="nil"/>
-              <w:end w:val="nil"/>
-            </w:tcBorders>
-          </w:tcPr>
-          <w:p>
-            <w:pPr>
-              <w:spacing w:before="0" w:after="0" w:line="240" w:lineRule="auto"/>
-            </w:pPr>
-            <w:r>
-              <w:t xml:space="preserve"> </w:t>
-            </w:r>
-          </w:p>
-        </w:tc>
-      </w:tr>
-      <w:tr>
-        <w:trPr>
-          <w:trHeight w:val="431" w:hRule="atLeast"/>
-        </w:trPr>
-        <w:tc>
-          <w:tcPr>
-            <w:tcW w:type="dxa" w:w="9865"/>
-            <w:tcMar>
-              <w:top w:w="0" w:type="dxa"/>
-              <w:start w:w="0" w:type="dxa"/>
-              <w:bottom w:w="0" w:type="dxa"/>
-              <w:end w:w="0" w:type="dxa"/>
-            </w:tcMar>
-            <w:tcBorders>
-              <w:top w:val="nil"/>
-              <w:bottom w:val="single" w:sz="5" w:space="0" w:color="CBD5E1"/>
-              <w:start w:val="nil"/>
-              <w:end w:val="nil"/>
-            </w:tcBorders>
-          </w:tcPr>
-          <w:p>
-            <w:pPr>
-              <w:spacing w:before="0" w:after="0" w:line="240" w:lineRule="auto"/>
-            </w:pPr>
-            <w:r>
-              <w:t xml:space="preserve"> </w:t>
-            </w:r>
-          </w:p>
-        </w:tc>
-      </w:tr>
-      <w:tr>
-        <w:trPr>
-          <w:trHeight w:val="431" w:hRule="atLeast"/>
-        </w:trPr>
-        <w:tc>
-          <w:tcPr>
-            <w:tcW w:type="dxa" w:w="9865"/>
-            <w:tcMar>
-              <w:top w:w="0" w:type="dxa"/>
-              <w:start w:w="0" w:type="dxa"/>
-              <w:bottom w:w="0" w:type="dxa"/>
-              <w:end w:w="0" w:type="dxa"/>
-            </w:tcMar>
-            <w:tcBorders>
-              <w:top w:val="nil"/>
-              <w:bottom w:val="single" w:sz="5" w:space="0" w:color="CBD5E1"/>
-              <w:start w:val="nil"/>
-              <w:end w:val="nil"/>
-            </w:tcBorders>
-          </w:tcPr>
-          <w:p>
-            <w:pPr>
-              <w:spacing w:before="0" w:after="0" w:line="240" w:lineRule="auto"/>
-            </w:pPr>
-            <w:r>
-              <w:t xml:space="preserve"> </w:t>
-            </w:r>
-          </w:p>
-        </w:tc>
-      </w:tr>
-    </w:tbl>
-    <w:p>
-      <w:pPr>
-        <w:spacing w:after="0"/>
-      </w:pPr>
-      <w:r>
-        <w:br w:type="page"/>
-      </w:r>
-    </w:p>
-    <w:p>
-      <w:pPr>
-        <w:keepNext/>
-        <w:keepLines w:val="0"/>
-        <w:pageBreakBefore w:val="0"/>
-        <w:spacing w:before="0" w:after="60" w:line="293" w:lineRule="auto"/>
-      </w:pPr>
-      <w:r>
-        <w:rPr>
-          <w:rFonts w:ascii="JetBrains Mono" w:hAnsi="JetBrains Mono" w:eastAsia="Arial Unicode MS"/>
-          <w:b/>
-          <w:i w:val="0"/>
-          <w:color w:val="1D4ED8"/>
-          <w:sz w:val="22"/>
-        </w:rPr>
-        <w:t>W6 / PLAN B / C</w:t>
-      </w:r>
-    </w:p>
-    <w:p>
-      <w:pPr>
-        <w:keepNext/>
-        <w:keepLines w:val="0"/>
-        <w:spacing w:before="0" w:after="80" w:line="252" w:lineRule="auto"/>
-      </w:pPr>
-      <w:r>
-        <w:rPr>
-          <w:rFonts w:ascii="Arial Unicode MS" w:hAnsi="Arial Unicode MS" w:eastAsia="Arial Unicode MS"/>
-          <w:b/>
-          <w:i w:val="0"/>
-          <w:color w:val="1A2340"/>
-          <w:sz w:val="44"/>
-        </w:rPr>
-        <w:t>月台上的白線</w:t>
-      </w:r>
-    </w:p>
-    <w:p>
-      <w:pPr>
-        <w:keepNext/>
-        <w:keepLines w:val="0"/>
-        <w:spacing w:before="0" w:after="140" w:line="293" w:lineRule="auto"/>
-      </w:pPr>
-      <w:r>
-        <w:rPr>
-          <w:rFonts w:ascii="Arial Unicode MS" w:hAnsi="Arial Unicode MS" w:eastAsia="Arial Unicode MS"/>
-          <w:b w:val="0"/>
-          <w:i w:val="0"/>
-          <w:color w:val="5B6573"/>
-          <w:sz w:val="22"/>
-        </w:rPr>
-        <w:t>0 分練習；先讀原文並寫預測，再看固定回應。保留原作到學習關卡 2。</w:t>
-      </w:r>
-    </w:p>
-    <w:p>
-      <w:pPr>
-        <w:keepNext w:val="0"/>
-        <w:keepLines w:val="0"/>
-        <w:spacing w:before="0" w:after="160" w:line="293" w:lineRule="auto"/>
-      </w:pPr>
-      <w:r>
-        <w:rPr>
-          <w:rFonts w:ascii="Arial Unicode MS" w:hAnsi="Arial Unicode MS" w:eastAsia="Arial Unicode MS"/>
-          <w:b w:val="0"/>
-          <w:i w:val="0"/>
-          <w:color w:val="5B6573"/>
-          <w:sz w:val="22"/>
-        </w:rPr>
-        <w:t xml:space="preserve">班級 </w:t>
-      </w:r>
-      <w:r>
-        <w:rPr>
-          <w:rFonts w:ascii="JetBrains Mono" w:hAnsi="JetBrains Mono" w:eastAsia="Arial Unicode MS"/>
-          <w:b w:val="0"/>
-          <w:i w:val="0"/>
-          <w:color w:val="1A2340"/>
-          <w:sz w:val="22"/>
-        </w:rPr>
-        <w:t>______</w:t>
-      </w:r>
-      <w:r>
-        <w:rPr>
-          <w:rFonts w:ascii="Arial Unicode MS" w:hAnsi="Arial Unicode MS" w:eastAsia="Arial Unicode MS"/>
-          <w:b w:val="0"/>
-          <w:i w:val="0"/>
-          <w:color w:val="5B6573"/>
-          <w:sz w:val="22"/>
-        </w:rPr>
-        <w:t xml:space="preserve">　座號 </w:t>
-      </w:r>
-      <w:r>
-        <w:rPr>
-          <w:rFonts w:ascii="JetBrains Mono" w:hAnsi="JetBrains Mono" w:eastAsia="Arial Unicode MS"/>
-          <w:b w:val="0"/>
-          <w:i w:val="0"/>
-          <w:color w:val="1A2340"/>
-          <w:sz w:val="22"/>
-        </w:rPr>
-        <w:t>______</w:t>
-      </w:r>
-      <w:r>
-        <w:rPr>
-          <w:rFonts w:ascii="Arial Unicode MS" w:hAnsi="Arial Unicode MS" w:eastAsia="Arial Unicode MS"/>
-          <w:b w:val="0"/>
-          <w:i w:val="0"/>
-          <w:color w:val="5B6573"/>
-          <w:sz w:val="22"/>
-        </w:rPr>
-        <w:t xml:space="preserve">　姓名 </w:t>
-      </w:r>
-      <w:r>
-        <w:rPr>
-          <w:rFonts w:ascii="JetBrains Mono" w:hAnsi="JetBrains Mono" w:eastAsia="Arial Unicode MS"/>
-          <w:b w:val="0"/>
-          <w:i w:val="0"/>
-          <w:color w:val="1A2340"/>
-          <w:sz w:val="22"/>
-        </w:rPr>
-        <w:t>______________</w:t>
-      </w:r>
-      <w:r>
-        <w:rPr>
-          <w:rFonts w:ascii="Arial Unicode MS" w:hAnsi="Arial Unicode MS" w:eastAsia="Arial Unicode MS"/>
-          <w:b w:val="0"/>
-          <w:i w:val="0"/>
-          <w:color w:val="5B6573"/>
-          <w:sz w:val="22"/>
-        </w:rPr>
-        <w:t xml:space="preserve">　日期 </w:t>
-      </w:r>
-      <w:r>
-        <w:rPr>
-          <w:rFonts w:ascii="JetBrains Mono" w:hAnsi="JetBrains Mono" w:eastAsia="Arial Unicode MS"/>
-          <w:b w:val="0"/>
-          <w:i w:val="0"/>
-          <w:color w:val="1A2340"/>
-          <w:sz w:val="22"/>
-        </w:rPr>
-        <w:t>____ / ____ / ____</w:t>
-      </w:r>
-    </w:p>
-    <w:p>
-      <w:pPr>
-        <w:keepNext/>
-        <w:keepLines w:val="0"/>
-        <w:spacing w:before="60" w:after="40" w:line="293" w:lineRule="auto"/>
-      </w:pPr>
-      <w:r>
-        <w:rPr>
-          <w:rFonts w:ascii="JetBrains Mono" w:hAnsi="JetBrains Mono" w:eastAsia="Arial Unicode MS"/>
-          <w:b/>
-          <w:i w:val="0"/>
-          <w:color w:val="1D4ED8"/>
-          <w:sz w:val="30"/>
-        </w:rPr>
-        <w:t>01</w:t>
-      </w:r>
-      <w:r>
-        <w:rPr>
-          <w:rFonts w:ascii="Arial Unicode MS" w:hAnsi="Arial Unicode MS" w:eastAsia="Arial Unicode MS"/>
-          <w:b w:val="0"/>
-          <w:i w:val="0"/>
-          <w:color w:val="1D4ED8"/>
-          <w:sz w:val="30"/>
-        </w:rPr>
-        <w:t xml:space="preserve">  </w:t>
-      </w:r>
-      <w:r>
-        <w:rPr>
-          <w:rFonts w:ascii="Arial Unicode MS" w:hAnsi="Arial Unicode MS" w:eastAsia="Arial Unicode MS"/>
-          <w:b/>
-          <w:i w:val="0"/>
-          <w:color w:val="1A2340"/>
-          <w:sz w:val="30"/>
-        </w:rPr>
-        <w:t>原文真相</w:t>
-      </w:r>
-    </w:p>
-    <w:tbl>
-      <w:tblPr>
-        <w:tblW w:type="dxa" w:w="9865"/>
-        <w:jc w:val="left"/>
-        <w:tblLayout w:type="fixed"/>
-        <w:tblLook w:firstColumn="1" w:firstRow="1" w:lastColumn="0" w:lastRow="0" w:noHBand="0" w:noVBand="1" w:val="04A0"/>
-        <w:tblInd w:type="dxa" w:w="0"/>
-      </w:tblPr>
-      <w:tblGrid>
-        <w:gridCol w:w="9865"/>
-      </w:tblGrid>
-      <w:tr>
-        <w:tc>
-          <w:tcPr>
-            <w:tcW w:type="dxa" w:w="9865"/>
-            <w:tcMar>
-              <w:top w:w="100" w:type="dxa"/>
-              <w:start w:w="150" w:type="dxa"/>
-              <w:bottom w:w="100" w:type="dxa"/>
-              <w:end w:w="150" w:type="dxa"/>
-            </w:tcMar>
-            <w:tcBorders>
-              <w:top w:val="nil"/>
-              <w:bottom w:val="nil"/>
-              <w:start w:val="single" w:sz="14" w:space="0" w:color="1D4ED8"/>
-              <w:end w:val="nil"/>
-            </w:tcBorders>
-            <w:shd w:val="clear" w:color="auto" w:fill="F5F7FA"/>
-            <w:vAlign w:val="center"/>
-          </w:tcPr>
-          <w:p>
-            <w:pPr>
-              <w:keepNext w:val="0"/>
-              <w:keepLines w:val="0"/>
-              <w:spacing w:before="0" w:after="0" w:line="293" w:lineRule="auto"/>
-            </w:pPr>
-            <w:r>
-              <w:rPr>
-                <w:rFonts w:ascii="Arial Unicode MS" w:hAnsi="Arial Unicode MS" w:eastAsia="Arial Unicode MS"/>
-                <w:b w:val="0"/>
-                <w:i w:val="0"/>
-                <w:color w:val="1A2340"/>
-                <w:sz w:val="22"/>
-              </w:rPr>
-              <w:t>明澄站在月台中段，把摺成四折的紙本地圖夾在票卡套後面。廣播提醒快車通過時，他往黃色警示線後退了半步。第一班進站的是不停靠他目的地的快車；門打開後，他仍站在原處，只低頭對照月台柱上的站名。旁邊旅客往前移動，他讓出一小塊位置。車門關上後，他把地圖重新展開，看了右上角用鉛筆圈起來的轉乘站，再抬頭找電子看板。</w:t>
-            </w:r>
-          </w:p>
-        </w:tc>
-      </w:tr>
-    </w:tbl>
-    <w:p>
-      <w:pPr>
-        <w:keepNext/>
-        <w:keepLines w:val="0"/>
-        <w:spacing w:before="120" w:after="40" w:line="293" w:lineRule="auto"/>
-      </w:pPr>
-      <w:r>
-        <w:rPr>
-          <w:rFonts w:ascii="JetBrains Mono" w:hAnsi="JetBrains Mono" w:eastAsia="Arial Unicode MS"/>
-          <w:b/>
-          <w:i w:val="0"/>
-          <w:color w:val="1D4ED8"/>
-          <w:sz w:val="30"/>
-        </w:rPr>
-        <w:t>02</w:t>
-      </w:r>
-      <w:r>
-        <w:rPr>
-          <w:rFonts w:ascii="Arial Unicode MS" w:hAnsi="Arial Unicode MS" w:eastAsia="Arial Unicode MS"/>
-          <w:b w:val="0"/>
-          <w:i w:val="0"/>
-          <w:color w:val="1D4ED8"/>
-          <w:sz w:val="30"/>
-        </w:rPr>
-        <w:t xml:space="preserve">  </w:t>
-      </w:r>
-      <w:r>
-        <w:rPr>
-          <w:rFonts w:ascii="Arial Unicode MS" w:hAnsi="Arial Unicode MS" w:eastAsia="Arial Unicode MS"/>
-          <w:b/>
-          <w:i w:val="0"/>
-          <w:color w:val="1A2340"/>
-          <w:sz w:val="30"/>
-        </w:rPr>
-        <w:t>角色卡</w:t>
-      </w:r>
-    </w:p>
-    <w:p>
-      <w:pPr>
-        <w:keepNext w:val="0"/>
-        <w:keepLines w:val="0"/>
-        <w:spacing w:before="0" w:after="40" w:line="293" w:lineRule="auto"/>
-      </w:pPr>
-      <w:r>
-        <w:rPr>
-          <w:rFonts w:ascii="Arial Unicode MS" w:hAnsi="Arial Unicode MS" w:eastAsia="Arial Unicode MS"/>
-          <w:b/>
-          <w:i w:val="0"/>
-          <w:color w:val="1A2340"/>
-          <w:sz w:val="22"/>
-        </w:rPr>
-        <w:t>角色：明澄｜問題：他在陌生路線中確認轉乘方式，眼前的車不是他要搭的。</w:t>
-      </w:r>
-    </w:p>
-    <w:p>
-      <w:pPr>
-        <w:keepNext/>
-        <w:keepLines w:val="0"/>
-        <w:spacing w:before="40" w:after="20" w:line="293" w:lineRule="auto"/>
-      </w:pPr>
-      <w:r>
-        <w:rPr>
-          <w:rFonts w:ascii="Arial Unicode MS" w:hAnsi="Arial Unicode MS" w:eastAsia="Arial Unicode MS"/>
-          <w:b/>
-          <w:i w:val="0"/>
-          <w:color w:val="5B6573"/>
-          <w:sz w:val="22"/>
-        </w:rPr>
-        <w:t>先寫，才看下一段</w:t>
-      </w:r>
-      <w:r>
-        <w:rPr>
-          <w:rFonts w:ascii="Arial Unicode MS" w:hAnsi="Arial Unicode MS" w:eastAsia="Arial Unicode MS"/>
-          <w:b w:val="0"/>
-          <w:i w:val="0"/>
-          <w:color w:val="7B8491"/>
-          <w:sz w:val="22"/>
-        </w:rPr>
-        <w:t xml:space="preserve">  ｜  </w:t>
-      </w:r>
-      <w:r>
-        <w:rPr>
-          <w:rFonts w:ascii="Arial Unicode MS" w:hAnsi="Arial Unicode MS" w:eastAsia="Arial Unicode MS"/>
-          <w:b w:val="0"/>
-          <w:i w:val="0"/>
-          <w:color w:val="1A2340"/>
-          <w:sz w:val="22"/>
-        </w:rPr>
-        <w:t>我的預測：角色可能會怎麼說？根據哪個原文細節？</w:t>
-      </w:r>
-    </w:p>
-    <w:tbl>
-      <w:tblPr>
-        <w:tblW w:type="dxa" w:w="9865"/>
-        <w:jc w:val="left"/>
-        <w:tblLayout w:type="fixed"/>
-        <w:tblLook w:firstColumn="1" w:firstRow="1" w:lastColumn="0" w:lastRow="0" w:noHBand="0" w:noVBand="1" w:val="04A0"/>
-        <w:tblInd w:type="dxa" w:w="0"/>
-      </w:tblPr>
-      <w:tblGrid>
-        <w:gridCol w:w="9865"/>
-      </w:tblGrid>
-      <w:tr>
-        <w:trPr>
-          <w:trHeight w:val="465" w:hRule="atLeast"/>
-        </w:trPr>
-        <w:tc>
-          <w:tcPr>
-            <w:tcW w:type="dxa" w:w="9865"/>
-            <w:tcMar>
-              <w:top w:w="0" w:type="dxa"/>
-              <w:start w:w="0" w:type="dxa"/>
-              <w:bottom w:w="0" w:type="dxa"/>
-              <w:end w:w="0" w:type="dxa"/>
-            </w:tcMar>
-            <w:tcBorders>
-              <w:top w:val="nil"/>
-              <w:bottom w:val="single" w:sz="5" w:space="0" w:color="CBD5E1"/>
-              <w:start w:val="nil"/>
-              <w:end w:val="nil"/>
-            </w:tcBorders>
-          </w:tcPr>
-          <w:p>
-            <w:pPr>
-              <w:spacing w:before="0" w:after="0" w:line="240" w:lineRule="auto"/>
-            </w:pPr>
-            <w:r>
-              <w:t xml:space="preserve"> </w:t>
-            </w:r>
-          </w:p>
-        </w:tc>
-      </w:tr>
-      <w:tr>
-        <w:trPr>
-          <w:trHeight w:val="465" w:hRule="atLeast"/>
-        </w:trPr>
-        <w:tc>
-          <w:tcPr>
-            <w:tcW w:type="dxa" w:w="9865"/>
-            <w:tcMar>
-              <w:top w:w="0" w:type="dxa"/>
-              <w:start w:w="0" w:type="dxa"/>
-              <w:bottom w:w="0" w:type="dxa"/>
-              <w:end w:w="0" w:type="dxa"/>
-            </w:tcMar>
-            <w:tcBorders>
-              <w:top w:val="nil"/>
-              <w:bottom w:val="single" w:sz="5" w:space="0" w:color="CBD5E1"/>
-              <w:start w:val="nil"/>
-              <w:end w:val="nil"/>
-            </w:tcBorders>
-          </w:tcPr>
-          <w:p>
-            <w:pPr>
-              <w:spacing w:before="0" w:after="0" w:line="240" w:lineRule="auto"/>
-            </w:pPr>
-            <w:r>
-              <w:t xml:space="preserve"> </w:t>
-            </w:r>
-          </w:p>
-        </w:tc>
-      </w:tr>
-      <w:tr>
-        <w:trPr>
-          <w:trHeight w:val="465" w:hRule="atLeast"/>
-        </w:trPr>
-        <w:tc>
-          <w:tcPr>
-            <w:tcW w:type="dxa" w:w="9865"/>
-            <w:tcMar>
-              <w:top w:w="0" w:type="dxa"/>
-              <w:start w:w="0" w:type="dxa"/>
-              <w:bottom w:w="0" w:type="dxa"/>
-              <w:end w:w="0" w:type="dxa"/>
-            </w:tcMar>
-            <w:tcBorders>
-              <w:top w:val="nil"/>
-              <w:bottom w:val="single" w:sz="5" w:space="0" w:color="CBD5E1"/>
-              <w:start w:val="nil"/>
-              <w:end w:val="nil"/>
-            </w:tcBorders>
-          </w:tcPr>
-          <w:p>
-            <w:pPr>
-              <w:spacing w:before="0" w:after="0" w:line="240" w:lineRule="auto"/>
-            </w:pPr>
-            <w:r>
-              <w:t xml:space="preserve"> </w:t>
-            </w:r>
-          </w:p>
-        </w:tc>
-      </w:tr>
-    </w:tbl>
-    <w:p>
-      <w:pPr>
-        <w:keepNext/>
-        <w:keepLines w:val="0"/>
-        <w:spacing w:before="120" w:after="40" w:line="293" w:lineRule="auto"/>
-      </w:pPr>
-      <w:r>
-        <w:rPr>
-          <w:rFonts w:ascii="JetBrains Mono" w:hAnsi="JetBrains Mono" w:eastAsia="Arial Unicode MS"/>
-          <w:b/>
-          <w:i w:val="0"/>
-          <w:color w:val="1D4ED8"/>
-          <w:sz w:val="30"/>
-        </w:rPr>
-        <w:t>03</w:t>
-      </w:r>
-      <w:r>
-        <w:rPr>
-          <w:rFonts w:ascii="Arial Unicode MS" w:hAnsi="Arial Unicode MS" w:eastAsia="Arial Unicode MS"/>
-          <w:b w:val="0"/>
-          <w:i w:val="0"/>
-          <w:color w:val="1D4ED8"/>
-          <w:sz w:val="30"/>
-        </w:rPr>
-        <w:t xml:space="preserve">  </w:t>
-      </w:r>
-      <w:r>
-        <w:rPr>
-          <w:rFonts w:ascii="Arial Unicode MS" w:hAnsi="Arial Unicode MS" w:eastAsia="Arial Unicode MS"/>
-          <w:b/>
-          <w:i w:val="0"/>
-          <w:color w:val="1A2340"/>
-          <w:sz w:val="30"/>
-        </w:rPr>
-        <w:t>固定回應</w:t>
+        <w:t>月台上的白線｜教師固定回應</w:t>
       </w:r>
     </w:p>
     <w:tbl>
@@ -2262,366 +1090,21 @@
     </w:tbl>
     <w:p>
       <w:pPr>
-        <w:keepNext/>
-        <w:keepLines w:val="0"/>
-        <w:spacing w:before="120" w:after="40" w:line="293" w:lineRule="auto"/>
-      </w:pPr>
-      <w:r>
-        <w:rPr>
-          <w:rFonts w:ascii="JetBrains Mono" w:hAnsi="JetBrains Mono" w:eastAsia="Arial Unicode MS"/>
-          <w:b/>
-          <w:i w:val="0"/>
-          <w:color w:val="1D4ED8"/>
-          <w:sz w:val="30"/>
-        </w:rPr>
-        <w:t>04</w:t>
-      </w:r>
-      <w:r>
-        <w:rPr>
-          <w:rFonts w:ascii="Arial Unicode MS" w:hAnsi="Arial Unicode MS" w:eastAsia="Arial Unicode MS"/>
-          <w:b w:val="0"/>
-          <w:i w:val="0"/>
-          <w:color w:val="1D4ED8"/>
-          <w:sz w:val="30"/>
-        </w:rPr>
-        <w:t xml:space="preserve">  </w:t>
-      </w:r>
-      <w:r>
-        <w:rPr>
-          <w:rFonts w:ascii="Arial Unicode MS" w:hAnsi="Arial Unicode MS" w:eastAsia="Arial Unicode MS"/>
-          <w:b/>
-          <w:i w:val="0"/>
-          <w:color w:val="1A2340"/>
-          <w:sz w:val="30"/>
-        </w:rPr>
-        <w:t>三色回查與界線</w:t>
-      </w:r>
-    </w:p>
-    <w:p>
-      <w:pPr>
         <w:keepNext w:val="0"/>
         <w:keepLines w:val="0"/>
-        <w:spacing w:before="0" w:after="40" w:line="293" w:lineRule="auto"/>
+        <w:spacing w:before="0" w:after="60" w:line="293" w:lineRule="auto"/>
       </w:pPr>
-      <w:r>
-        <w:rPr>
-          <w:rFonts w:ascii="Arial Unicode MS" w:hAnsi="Arial Unicode MS" w:eastAsia="Arial Unicode MS"/>
-          <w:b/>
-          <w:i w:val="0"/>
-          <w:color w:val="1D4ED8"/>
-          <w:sz w:val="22"/>
-        </w:rPr>
-        <w:t>G＝原文有｜R＝原文有反證｜Y＝原文沒有、目前無法確認。沒有某色就寫『本次未出現』，不硬湊。</w:t>
-      </w:r>
-    </w:p>
-    <w:p>
-      <w:pPr>
-        <w:keepNext/>
-        <w:keepLines w:val="0"/>
-        <w:spacing w:before="20" w:after="20" w:line="293" w:lineRule="auto"/>
-      </w:pPr>
-      <w:r>
-        <w:rPr>
-          <w:rFonts w:ascii="Arial Unicode MS" w:hAnsi="Arial Unicode MS" w:eastAsia="Arial Unicode MS"/>
-          <w:b/>
-          <w:i w:val="0"/>
-          <w:color w:val="5B6573"/>
-          <w:sz w:val="22"/>
-        </w:rPr>
-        <w:t>標色根據</w:t>
-      </w:r>
-      <w:r>
-        <w:rPr>
-          <w:rFonts w:ascii="Arial Unicode MS" w:hAnsi="Arial Unicode MS" w:eastAsia="Arial Unicode MS"/>
-          <w:b w:val="0"/>
-          <w:i w:val="0"/>
-          <w:color w:val="7B8491"/>
-          <w:sz w:val="22"/>
-        </w:rPr>
-        <w:t xml:space="preserve">  ｜  </w:t>
-      </w:r>
       <w:r>
         <w:rPr>
           <w:rFonts w:ascii="Arial Unicode MS" w:hAnsi="Arial Unicode MS" w:eastAsia="Arial Unicode MS"/>
           <w:b w:val="0"/>
           <w:i w:val="0"/>
           <w:color w:val="1A2340"/>
-          <w:sz w:val="22"/>
+          <w:sz w:val="21"/>
         </w:rPr>
-        <w:t>每個標色的原文根據、反證或缺口：</w:t>
+        <w:t>對照 C1 原文卡：直接在本卡圈小句、編號；依據與用途限制寫在歷程本第 3–4 頁。</w:t>
       </w:r>
     </w:p>
-    <w:tbl>
-      <w:tblPr>
-        <w:tblW w:type="dxa" w:w="9865"/>
-        <w:jc w:val="left"/>
-        <w:tblLayout w:type="fixed"/>
-        <w:tblLook w:firstColumn="1" w:firstRow="1" w:lastColumn="0" w:lastRow="0" w:noHBand="0" w:noVBand="1" w:val="04A0"/>
-        <w:tblInd w:type="dxa" w:w="0"/>
-      </w:tblPr>
-      <w:tblGrid>
-        <w:gridCol w:w="9865"/>
-      </w:tblGrid>
-      <w:tr>
-        <w:trPr>
-          <w:trHeight w:val="431" w:hRule="atLeast"/>
-        </w:trPr>
-        <w:tc>
-          <w:tcPr>
-            <w:tcW w:type="dxa" w:w="9865"/>
-            <w:tcMar>
-              <w:top w:w="0" w:type="dxa"/>
-              <w:start w:w="0" w:type="dxa"/>
-              <w:bottom w:w="0" w:type="dxa"/>
-              <w:end w:w="0" w:type="dxa"/>
-            </w:tcMar>
-            <w:tcBorders>
-              <w:top w:val="nil"/>
-              <w:bottom w:val="single" w:sz="5" w:space="0" w:color="CBD5E1"/>
-              <w:start w:val="nil"/>
-              <w:end w:val="nil"/>
-            </w:tcBorders>
-          </w:tcPr>
-          <w:p>
-            <w:pPr>
-              <w:spacing w:before="0" w:after="0" w:line="240" w:lineRule="auto"/>
-            </w:pPr>
-            <w:r>
-              <w:t xml:space="preserve"> </w:t>
-            </w:r>
-          </w:p>
-        </w:tc>
-      </w:tr>
-      <w:tr>
-        <w:trPr>
-          <w:trHeight w:val="431" w:hRule="atLeast"/>
-        </w:trPr>
-        <w:tc>
-          <w:tcPr>
-            <w:tcW w:type="dxa" w:w="9865"/>
-            <w:tcMar>
-              <w:top w:w="0" w:type="dxa"/>
-              <w:start w:w="0" w:type="dxa"/>
-              <w:bottom w:w="0" w:type="dxa"/>
-              <w:end w:w="0" w:type="dxa"/>
-            </w:tcMar>
-            <w:tcBorders>
-              <w:top w:val="nil"/>
-              <w:bottom w:val="single" w:sz="5" w:space="0" w:color="CBD5E1"/>
-              <w:start w:val="nil"/>
-              <w:end w:val="nil"/>
-            </w:tcBorders>
-          </w:tcPr>
-          <w:p>
-            <w:pPr>
-              <w:spacing w:before="0" w:after="0" w:line="240" w:lineRule="auto"/>
-            </w:pPr>
-            <w:r>
-              <w:t xml:space="preserve"> </w:t>
-            </w:r>
-          </w:p>
-        </w:tc>
-      </w:tr>
-      <w:tr>
-        <w:trPr>
-          <w:trHeight w:val="431" w:hRule="atLeast"/>
-        </w:trPr>
-        <w:tc>
-          <w:tcPr>
-            <w:tcW w:type="dxa" w:w="9865"/>
-            <w:tcMar>
-              <w:top w:w="0" w:type="dxa"/>
-              <w:start w:w="0" w:type="dxa"/>
-              <w:bottom w:w="0" w:type="dxa"/>
-              <w:end w:w="0" w:type="dxa"/>
-            </w:tcMar>
-            <w:tcBorders>
-              <w:top w:val="nil"/>
-              <w:bottom w:val="single" w:sz="5" w:space="0" w:color="CBD5E1"/>
-              <w:start w:val="nil"/>
-              <w:end w:val="nil"/>
-            </w:tcBorders>
-          </w:tcPr>
-          <w:p>
-            <w:pPr>
-              <w:spacing w:before="0" w:after="0" w:line="240" w:lineRule="auto"/>
-            </w:pPr>
-            <w:r>
-              <w:t xml:space="preserve"> </w:t>
-            </w:r>
-          </w:p>
-        </w:tc>
-      </w:tr>
-      <w:tr>
-        <w:trPr>
-          <w:trHeight w:val="431" w:hRule="atLeast"/>
-        </w:trPr>
-        <w:tc>
-          <w:tcPr>
-            <w:tcW w:type="dxa" w:w="9865"/>
-            <w:tcMar>
-              <w:top w:w="0" w:type="dxa"/>
-              <w:start w:w="0" w:type="dxa"/>
-              <w:bottom w:w="0" w:type="dxa"/>
-              <w:end w:w="0" w:type="dxa"/>
-            </w:tcMar>
-            <w:tcBorders>
-              <w:top w:val="nil"/>
-              <w:bottom w:val="single" w:sz="5" w:space="0" w:color="CBD5E1"/>
-              <w:start w:val="nil"/>
-              <w:end w:val="nil"/>
-            </w:tcBorders>
-          </w:tcPr>
-          <w:p>
-            <w:pPr>
-              <w:spacing w:before="0" w:after="0" w:line="240" w:lineRule="auto"/>
-            </w:pPr>
-            <w:r>
-              <w:t xml:space="preserve"> </w:t>
-            </w:r>
-          </w:p>
-        </w:tc>
-      </w:tr>
-    </w:tbl>
-    <w:p>
-      <w:pPr>
-        <w:keepNext/>
-        <w:keepLines w:val="0"/>
-        <w:spacing w:before="100" w:after="20" w:line="293" w:lineRule="auto"/>
-      </w:pPr>
-      <w:r>
-        <w:rPr>
-          <w:rFonts w:ascii="Arial Unicode MS" w:hAnsi="Arial Unicode MS" w:eastAsia="Arial Unicode MS"/>
-          <w:b/>
-          <w:i w:val="0"/>
-          <w:color w:val="5B6573"/>
-          <w:sz w:val="22"/>
-        </w:rPr>
-        <w:t>最後判斷</w:t>
-      </w:r>
-      <w:r>
-        <w:rPr>
-          <w:rFonts w:ascii="Arial Unicode MS" w:hAnsi="Arial Unicode MS" w:eastAsia="Arial Unicode MS"/>
-          <w:b w:val="0"/>
-          <w:i w:val="0"/>
-          <w:color w:val="7B8491"/>
-          <w:sz w:val="22"/>
-        </w:rPr>
-        <w:t xml:space="preserve">  ｜  </w:t>
-      </w:r>
-      <w:r>
-        <w:rPr>
-          <w:rFonts w:ascii="Arial Unicode MS" w:hAnsi="Arial Unicode MS" w:eastAsia="Arial Unicode MS"/>
-          <w:b w:val="0"/>
-          <w:i w:val="0"/>
-          <w:color w:val="1A2340"/>
-          <w:sz w:val="22"/>
-        </w:rPr>
-        <w:t>這份回應可以當＿＿＿＿，不能當＿＿＿＿；最容易混淆的是＿＿＿＿，因為＿＿＿＿。</w:t>
-      </w:r>
-    </w:p>
-    <w:tbl>
-      <w:tblPr>
-        <w:tblW w:type="dxa" w:w="9865"/>
-        <w:jc w:val="left"/>
-        <w:tblLayout w:type="fixed"/>
-        <w:tblLook w:firstColumn="1" w:firstRow="1" w:lastColumn="0" w:lastRow="0" w:noHBand="0" w:noVBand="1" w:val="04A0"/>
-        <w:tblInd w:type="dxa" w:w="0"/>
-      </w:tblPr>
-      <w:tblGrid>
-        <w:gridCol w:w="9865"/>
-      </w:tblGrid>
-      <w:tr>
-        <w:trPr>
-          <w:trHeight w:val="431" w:hRule="atLeast"/>
-        </w:trPr>
-        <w:tc>
-          <w:tcPr>
-            <w:tcW w:type="dxa" w:w="9865"/>
-            <w:tcMar>
-              <w:top w:w="0" w:type="dxa"/>
-              <w:start w:w="0" w:type="dxa"/>
-              <w:bottom w:w="0" w:type="dxa"/>
-              <w:end w:w="0" w:type="dxa"/>
-            </w:tcMar>
-            <w:tcBorders>
-              <w:top w:val="nil"/>
-              <w:bottom w:val="single" w:sz="5" w:space="0" w:color="CBD5E1"/>
-              <w:start w:val="nil"/>
-              <w:end w:val="nil"/>
-            </w:tcBorders>
-          </w:tcPr>
-          <w:p>
-            <w:pPr>
-              <w:spacing w:before="0" w:after="0" w:line="240" w:lineRule="auto"/>
-            </w:pPr>
-            <w:r>
-              <w:t xml:space="preserve"> </w:t>
-            </w:r>
-          </w:p>
-        </w:tc>
-      </w:tr>
-      <w:tr>
-        <w:trPr>
-          <w:trHeight w:val="431" w:hRule="atLeast"/>
-        </w:trPr>
-        <w:tc>
-          <w:tcPr>
-            <w:tcW w:type="dxa" w:w="9865"/>
-            <w:tcMar>
-              <w:top w:w="0" w:type="dxa"/>
-              <w:start w:w="0" w:type="dxa"/>
-              <w:bottom w:w="0" w:type="dxa"/>
-              <w:end w:w="0" w:type="dxa"/>
-            </w:tcMar>
-            <w:tcBorders>
-              <w:top w:val="nil"/>
-              <w:bottom w:val="single" w:sz="5" w:space="0" w:color="CBD5E1"/>
-              <w:start w:val="nil"/>
-              <w:end w:val="nil"/>
-            </w:tcBorders>
-          </w:tcPr>
-          <w:p>
-            <w:pPr>
-              <w:spacing w:before="0" w:after="0" w:line="240" w:lineRule="auto"/>
-            </w:pPr>
-            <w:r>
-              <w:t xml:space="preserve"> </w:t>
-            </w:r>
-          </w:p>
-        </w:tc>
-      </w:tr>
-      <w:tr>
-        <w:trPr>
-          <w:trHeight w:val="431" w:hRule="atLeast"/>
-        </w:trPr>
-        <w:tc>
-          <w:tcPr>
-            <w:tcW w:type="dxa" w:w="9865"/>
-            <w:tcMar>
-              <w:top w:w="0" w:type="dxa"/>
-              <w:start w:w="0" w:type="dxa"/>
-              <w:bottom w:w="0" w:type="dxa"/>
-              <w:end w:w="0" w:type="dxa"/>
-            </w:tcMar>
-            <w:tcBorders>
-              <w:top w:val="nil"/>
-              <w:bottom w:val="single" w:sz="5" w:space="0" w:color="CBD5E1"/>
-              <w:start w:val="nil"/>
-              <w:end w:val="nil"/>
-            </w:tcBorders>
-          </w:tcPr>
-          <w:p>
-            <w:pPr>
-              <w:spacing w:before="0" w:after="0" w:line="240" w:lineRule="auto"/>
-            </w:pPr>
-            <w:r>
-              <w:t xml:space="preserve"> </w:t>
-            </w:r>
-          </w:p>
-        </w:tc>
-      </w:tr>
-    </w:tbl>
     <w:sectPr>
       <w:headerReference w:type="default" r:id="rId9"/>
       <w:footerReference w:type="default" r:id="rId10"/>
